--- a/public/Metodologi-PKPRB.docx
+++ b/public/Metodologi-PKPRB.docx
@@ -237,7 +237,7 @@
           <w:color w:val="1F1A16"/>
           <w:sz w:val="22"/>
         </w:rPr>
-        <w:t>Skala warna mutlak: risiko 0–100 (komposit 0–200), pendidikan 0–4 = ln(1+kapasitas), tanpa bagi penduduk. Jabar ≈ Yogya?</w:t>
+        <w:t>Skala tampilan 1–10 untuk Pendidikan dan Risiko (bukan min–maks 38 provinsi). Keselarasan tetap 3×3. Cukup intuitif?</w:t>
       </w:r>
     </w:p>
     <w:p>
@@ -308,7 +308,7 @@
           <w:color w:val="1F1A16"/>
           <w:sz w:val="22"/>
         </w:rPr>
-        <w:t xml:space="preserve"> — ln(1 + kapasitas), skala 0–4. Penduduk tidak dibagi. Per juta tetap di panel.</w:t>
+        <w:t xml:space="preserve"> — skala tampilan 1–10 dari ln(1 + kapasitas). Penduduk tidak dibagi. 1 = kapasitas nol; 10 = ln(1+kapasitas) ≥ 4.</w:t>
       </w:r>
     </w:p>
     <w:p>
@@ -334,7 +334,7 @@
           <w:color w:val="1F1A16"/>
           <w:sz w:val="22"/>
         </w:rPr>
-        <w:t xml:space="preserve"> — komposit bergaya IRBI atau satu jenis bahaya. Skala mutlak 0–100 (0–200 untuk komposit).</w:t>
+        <w:t xml:space="preserve"> — skala tampilan 1–10. Bahaya tunggal dari skor 0–100; komposit dari IRBI 0–200.</w:t>
       </w:r>
     </w:p>
     <w:p>
@@ -360,7 +360,7 @@
           <w:color w:val="1F1A16"/>
           <w:sz w:val="22"/>
         </w:rPr>
-        <w:t xml:space="preserve"> — matriks 3×3 tertil risiko × tertil pendidikan di antara 38 provinsi. Ini satu-satunya tampilan yang memang relatif antarprovinsi.</w:t>
+        <w:t xml:space="preserve"> — matriks 3×3 tertil risiko × tertil pendidikan di antara 38 provinsi. Tidak dipaksa jadi satu angka. Tooltip memakai kedua nilai 1–10.</w:t>
       </w:r>
     </w:p>
     <w:p>
@@ -4567,6 +4567,9 @@
               <w:t>IDPKI = ln(1 + Kapasitas)</w:t>
               <w:br/>
               <w:t>per_juta = Kapasitas / (jumlah penduduk / 1.000.000)   (panel, bukan warna peta)</w:t>
+              <w:br/>
+              <w:br/>
+              <w:t>Pendidikan_tampil = 1 + 9 × min(1, IDPKI / 4)</w:t>
             </w:r>
           </w:p>
         </w:tc>
@@ -4585,7 +4588,7 @@
           <w:color w:val="1F1A16"/>
           <w:sz w:val="22"/>
         </w:rPr>
-        <w:t>Peta Pendidikan mewarnai massa akademik, bukan kepadatan per kapita. ln meredam pencilan tanpa membuang urutan: Yogya ≈ Jabar (kapasitas ~24), Papua Selatan (satu S1) tetap rendah. Per juta dan kapasitas mentah tetap di panel provinsi. Tab Pendidikan: 0–4 mutlak.</w:t>
+        <w:t>Peta Pendidikan mewarnai massa akademik, bukan kepadatan per kapita. ln meredam pencilan tanpa membuang urutan: Yogya ≈ Jabar (kapasitas ~24 → sekitar 8 dari 10), Papua Selatan (satu S1 → sekitar 2). Per juta, kapasitas, dan skor bahaya mentah tetap di panel. Warna dan tooltip memakai skala 1–10.</w:t>
       </w:r>
     </w:p>
     <w:p>
@@ -4628,7 +4631,7 @@
           <w:color w:val="1F1A16"/>
           <w:sz w:val="22"/>
         </w:rPr>
-        <w:t>Warna Risiko: 0–100 untuk bahaya tunggal, 0–200 untuk komposit. Tidak distretch ke provinsi terendah–tertinggi.</w:t>
+        <w:t>Warna dan angka Risiko di peta: skala 1–10. Risiko_tampil = 1 + 9 × min(1, R / R_cap), R_cap = 100 untuk bahaya tunggal, 200 untuk komposit. Skor mentah IRBI tetap di panel. Tidak distretch ke provinsi terendah–tertinggi.</w:t>
       </w:r>
     </w:p>
     <w:p>

--- a/public/Metodologi-PKPRB.docx
+++ b/public/Metodologi-PKPRB.docx
@@ -363,6 +363,793 @@
         <w:t xml:space="preserve"> — matriks 3×3 tertil risiko × tertil pendidikan di antara 38 provinsi. Tidak dipaksa jadi satu angka. Tooltip memakai kedua nilai 1–10.</w:t>
       </w:r>
     </w:p>
+    <w:p>
+      <w:pPr>
+        <w:spacing w:after="160" w:before="0" w:line="276" w:lineRule="auto"/>
+      </w:pPr>
+      <w:r>
+        <w:rPr>
+          <w:rFonts w:ascii="Calibri" w:hAnsi="Calibri" w:eastAsia="Calibri"/>
+          <w:b w:val="0"/>
+          <w:i w:val="0"/>
+          <w:color w:val="1F1A16"/>
+          <w:sz w:val="22"/>
+        </w:rPr>
+        <w:t>Contoh pada bahaya gempabumi, bobot default (dibulatkan):</w:t>
+      </w:r>
+    </w:p>
+    <w:tbl>
+      <w:tblPr>
+        <w:tblW w:type="auto" w:w="0"/>
+        <w:tblLayout w:type="autofit"/>
+        <w:tblLook w:firstColumn="1" w:firstRow="1" w:lastColumn="0" w:lastRow="0" w:noHBand="0" w:noVBand="1" w:val="04A0"/>
+      </w:tblPr>
+      <w:tblGrid>
+        <w:gridCol w:w="2353"/>
+        <w:gridCol w:w="2353"/>
+        <w:gridCol w:w="2353"/>
+        <w:gridCol w:w="2353"/>
+      </w:tblGrid>
+      <w:tr>
+        <w:tc>
+          <w:tcPr>
+            <w:tcW w:type="dxa" w:w="2353"/>
+            <w:shd w:fill="1F1A16" w:val="clear"/>
+            <w:tcBorders>
+              <w:top w:val="single" w:sz="4" w:space="0" w:color="1F1A16"/>
+              <w:left w:val="single" w:sz="4" w:space="0" w:color="1F1A16"/>
+              <w:bottom w:val="single" w:sz="4" w:space="0" w:color="1F1A16"/>
+              <w:right w:val="single" w:sz="4" w:space="0" w:color="1F1A16"/>
+            </w:tcBorders>
+          </w:tcPr>
+          <w:p>
+            <w:pPr>
+              <w:spacing w:after="0" w:before="0" w:line="276" w:lineRule="auto"/>
+            </w:pPr>
+            <w:r>
+              <w:rPr>
+                <w:rFonts w:ascii="Calibri" w:hAnsi="Calibri" w:eastAsia="Calibri"/>
+                <w:b/>
+                <w:i w:val="0"/>
+                <w:color w:val="F3EEE4"/>
+                <w:sz w:val="18"/>
+              </w:rPr>
+              <w:t>Provinsi</w:t>
+            </w:r>
+          </w:p>
+        </w:tc>
+        <w:tc>
+          <w:tcPr>
+            <w:tcW w:type="dxa" w:w="2353"/>
+            <w:shd w:fill="1F1A16" w:val="clear"/>
+            <w:tcBorders>
+              <w:top w:val="single" w:sz="4" w:space="0" w:color="1F1A16"/>
+              <w:left w:val="single" w:sz="4" w:space="0" w:color="1F1A16"/>
+              <w:bottom w:val="single" w:sz="4" w:space="0" w:color="1F1A16"/>
+              <w:right w:val="single" w:sz="4" w:space="0" w:color="1F1A16"/>
+            </w:tcBorders>
+          </w:tcPr>
+          <w:p>
+            <w:pPr>
+              <w:spacing w:after="0" w:before="0" w:line="276" w:lineRule="auto"/>
+            </w:pPr>
+            <w:r>
+              <w:rPr>
+                <w:rFonts w:ascii="Calibri" w:hAnsi="Calibri" w:eastAsia="Calibri"/>
+                <w:b/>
+                <w:i w:val="0"/>
+                <w:color w:val="F3EEE4"/>
+                <w:sz w:val="18"/>
+              </w:rPr>
+              <w:t>Pendidikan (1–10)</w:t>
+            </w:r>
+          </w:p>
+        </w:tc>
+        <w:tc>
+          <w:tcPr>
+            <w:tcW w:type="dxa" w:w="2353"/>
+            <w:shd w:fill="1F1A16" w:val="clear"/>
+            <w:tcBorders>
+              <w:top w:val="single" w:sz="4" w:space="0" w:color="1F1A16"/>
+              <w:left w:val="single" w:sz="4" w:space="0" w:color="1F1A16"/>
+              <w:bottom w:val="single" w:sz="4" w:space="0" w:color="1F1A16"/>
+              <w:right w:val="single" w:sz="4" w:space="0" w:color="1F1A16"/>
+            </w:tcBorders>
+          </w:tcPr>
+          <w:p>
+            <w:pPr>
+              <w:spacing w:after="0" w:before="0" w:line="276" w:lineRule="auto"/>
+            </w:pPr>
+            <w:r>
+              <w:rPr>
+                <w:rFonts w:ascii="Calibri" w:hAnsi="Calibri" w:eastAsia="Calibri"/>
+                <w:b/>
+                <w:i w:val="0"/>
+                <w:color w:val="F3EEE4"/>
+                <w:sz w:val="18"/>
+              </w:rPr>
+              <w:t>Risiko gempa (1–10)</w:t>
+            </w:r>
+          </w:p>
+        </w:tc>
+        <w:tc>
+          <w:tcPr>
+            <w:tcW w:type="dxa" w:w="2353"/>
+            <w:shd w:fill="1F1A16" w:val="clear"/>
+            <w:tcBorders>
+              <w:top w:val="single" w:sz="4" w:space="0" w:color="1F1A16"/>
+              <w:left w:val="single" w:sz="4" w:space="0" w:color="1F1A16"/>
+              <w:bottom w:val="single" w:sz="4" w:space="0" w:color="1F1A16"/>
+              <w:right w:val="single" w:sz="4" w:space="0" w:color="1F1A16"/>
+            </w:tcBorders>
+          </w:tcPr>
+          <w:p>
+            <w:pPr>
+              <w:spacing w:after="0" w:before="0" w:line="276" w:lineRule="auto"/>
+            </w:pPr>
+            <w:r>
+              <w:rPr>
+                <w:rFonts w:ascii="Calibri" w:hAnsi="Calibri" w:eastAsia="Calibri"/>
+                <w:b/>
+                <w:i w:val="0"/>
+                <w:color w:val="F3EEE4"/>
+                <w:sz w:val="18"/>
+              </w:rPr>
+              <w:t>Catatan</w:t>
+            </w:r>
+          </w:p>
+        </w:tc>
+      </w:tr>
+      <w:tr>
+        <w:tc>
+          <w:tcPr>
+            <w:tcW w:type="dxa" w:w="2353"/>
+            <w:tcBorders>
+              <w:top w:val="single" w:sz="4" w:space="0" w:color="D9D1C5"/>
+              <w:left w:val="single" w:sz="4" w:space="0" w:color="D9D1C5"/>
+              <w:bottom w:val="single" w:sz="4" w:space="0" w:color="D9D1C5"/>
+              <w:right w:val="single" w:sz="4" w:space="0" w:color="D9D1C5"/>
+            </w:tcBorders>
+          </w:tcPr>
+          <w:p>
+            <w:pPr>
+              <w:spacing w:after="0" w:before="0" w:line="276" w:lineRule="auto"/>
+            </w:pPr>
+            <w:r>
+              <w:rPr>
+                <w:rFonts w:ascii="Calibri" w:hAnsi="Calibri" w:eastAsia="Calibri"/>
+                <w:b w:val="0"/>
+                <w:i w:val="0"/>
+                <w:color w:val="1F1A16"/>
+                <w:sz w:val="18"/>
+              </w:rPr>
+              <w:t>DI Yogyakarta</w:t>
+            </w:r>
+          </w:p>
+        </w:tc>
+        <w:tc>
+          <w:tcPr>
+            <w:tcW w:type="dxa" w:w="2353"/>
+            <w:tcBorders>
+              <w:top w:val="single" w:sz="4" w:space="0" w:color="D9D1C5"/>
+              <w:left w:val="single" w:sz="4" w:space="0" w:color="D9D1C5"/>
+              <w:bottom w:val="single" w:sz="4" w:space="0" w:color="D9D1C5"/>
+              <w:right w:val="single" w:sz="4" w:space="0" w:color="D9D1C5"/>
+            </w:tcBorders>
+          </w:tcPr>
+          <w:p>
+            <w:pPr>
+              <w:spacing w:after="0" w:before="0" w:line="276" w:lineRule="auto"/>
+            </w:pPr>
+            <w:r>
+              <w:rPr>
+                <w:rFonts w:ascii="Calibri" w:hAnsi="Calibri" w:eastAsia="Calibri"/>
+                <w:b w:val="0"/>
+                <w:i w:val="0"/>
+                <w:color w:val="1F1A16"/>
+                <w:sz w:val="18"/>
+              </w:rPr>
+              <w:t>8,3</w:t>
+            </w:r>
+          </w:p>
+        </w:tc>
+        <w:tc>
+          <w:tcPr>
+            <w:tcW w:type="dxa" w:w="2353"/>
+            <w:tcBorders>
+              <w:top w:val="single" w:sz="4" w:space="0" w:color="D9D1C5"/>
+              <w:left w:val="single" w:sz="4" w:space="0" w:color="D9D1C5"/>
+              <w:bottom w:val="single" w:sz="4" w:space="0" w:color="D9D1C5"/>
+              <w:right w:val="single" w:sz="4" w:space="0" w:color="D9D1C5"/>
+            </w:tcBorders>
+          </w:tcPr>
+          <w:p>
+            <w:pPr>
+              <w:spacing w:after="0" w:before="0" w:line="276" w:lineRule="auto"/>
+            </w:pPr>
+            <w:r>
+              <w:rPr>
+                <w:rFonts w:ascii="Calibri" w:hAnsi="Calibri" w:eastAsia="Calibri"/>
+                <w:b w:val="0"/>
+                <w:i w:val="0"/>
+                <w:color w:val="1F1A16"/>
+                <w:sz w:val="18"/>
+              </w:rPr>
+              <w:t>8,6</w:t>
+            </w:r>
+          </w:p>
+        </w:tc>
+        <w:tc>
+          <w:tcPr>
+            <w:tcW w:type="dxa" w:w="2353"/>
+            <w:tcBorders>
+              <w:top w:val="single" w:sz="4" w:space="0" w:color="D9D1C5"/>
+              <w:left w:val="single" w:sz="4" w:space="0" w:color="D9D1C5"/>
+              <w:bottom w:val="single" w:sz="4" w:space="0" w:color="D9D1C5"/>
+              <w:right w:val="single" w:sz="4" w:space="0" w:color="D9D1C5"/>
+            </w:tcBorders>
+          </w:tcPr>
+          <w:p>
+            <w:pPr>
+              <w:spacing w:after="0" w:before="0" w:line="276" w:lineRule="auto"/>
+            </w:pPr>
+            <w:r>
+              <w:rPr>
+                <w:rFonts w:ascii="Calibri" w:hAnsi="Calibri" w:eastAsia="Calibri"/>
+                <w:b w:val="0"/>
+                <w:i w:val="0"/>
+                <w:color w:val="1F1A16"/>
+                <w:sz w:val="18"/>
+              </w:rPr>
+              <w:t>Kapasitas ~24; selaras</w:t>
+            </w:r>
+          </w:p>
+        </w:tc>
+      </w:tr>
+      <w:tr>
+        <w:tc>
+          <w:tcPr>
+            <w:tcW w:type="dxa" w:w="2353"/>
+            <w:shd w:fill="F7F3EC" w:val="clear"/>
+            <w:tcBorders>
+              <w:top w:val="single" w:sz="4" w:space="0" w:color="D9D1C5"/>
+              <w:left w:val="single" w:sz="4" w:space="0" w:color="D9D1C5"/>
+              <w:bottom w:val="single" w:sz="4" w:space="0" w:color="D9D1C5"/>
+              <w:right w:val="single" w:sz="4" w:space="0" w:color="D9D1C5"/>
+            </w:tcBorders>
+          </w:tcPr>
+          <w:p>
+            <w:pPr>
+              <w:spacing w:after="0" w:before="0" w:line="276" w:lineRule="auto"/>
+            </w:pPr>
+            <w:r>
+              <w:rPr>
+                <w:rFonts w:ascii="Calibri" w:hAnsi="Calibri" w:eastAsia="Calibri"/>
+                <w:b w:val="0"/>
+                <w:i w:val="0"/>
+                <w:color w:val="1F1A16"/>
+                <w:sz w:val="18"/>
+              </w:rPr>
+              <w:t>Jawa Barat</w:t>
+            </w:r>
+          </w:p>
+        </w:tc>
+        <w:tc>
+          <w:tcPr>
+            <w:tcW w:type="dxa" w:w="2353"/>
+            <w:shd w:fill="F7F3EC" w:val="clear"/>
+            <w:tcBorders>
+              <w:top w:val="single" w:sz="4" w:space="0" w:color="D9D1C5"/>
+              <w:left w:val="single" w:sz="4" w:space="0" w:color="D9D1C5"/>
+              <w:bottom w:val="single" w:sz="4" w:space="0" w:color="D9D1C5"/>
+              <w:right w:val="single" w:sz="4" w:space="0" w:color="D9D1C5"/>
+            </w:tcBorders>
+          </w:tcPr>
+          <w:p>
+            <w:pPr>
+              <w:spacing w:after="0" w:before="0" w:line="276" w:lineRule="auto"/>
+            </w:pPr>
+            <w:r>
+              <w:rPr>
+                <w:rFonts w:ascii="Calibri" w:hAnsi="Calibri" w:eastAsia="Calibri"/>
+                <w:b w:val="0"/>
+                <w:i w:val="0"/>
+                <w:color w:val="1F1A16"/>
+                <w:sz w:val="18"/>
+              </w:rPr>
+              <w:t>8,2</w:t>
+            </w:r>
+          </w:p>
+        </w:tc>
+        <w:tc>
+          <w:tcPr>
+            <w:tcW w:type="dxa" w:w="2353"/>
+            <w:shd w:fill="F7F3EC" w:val="clear"/>
+            <w:tcBorders>
+              <w:top w:val="single" w:sz="4" w:space="0" w:color="D9D1C5"/>
+              <w:left w:val="single" w:sz="4" w:space="0" w:color="D9D1C5"/>
+              <w:bottom w:val="single" w:sz="4" w:space="0" w:color="D9D1C5"/>
+              <w:right w:val="single" w:sz="4" w:space="0" w:color="D9D1C5"/>
+            </w:tcBorders>
+          </w:tcPr>
+          <w:p>
+            <w:pPr>
+              <w:spacing w:after="0" w:before="0" w:line="276" w:lineRule="auto"/>
+            </w:pPr>
+            <w:r>
+              <w:rPr>
+                <w:rFonts w:ascii="Calibri" w:hAnsi="Calibri" w:eastAsia="Calibri"/>
+                <w:b w:val="0"/>
+                <w:i w:val="0"/>
+                <w:color w:val="1F1A16"/>
+                <w:sz w:val="18"/>
+              </w:rPr>
+              <w:t>7,5</w:t>
+            </w:r>
+          </w:p>
+        </w:tc>
+        <w:tc>
+          <w:tcPr>
+            <w:tcW w:type="dxa" w:w="2353"/>
+            <w:shd w:fill="F7F3EC" w:val="clear"/>
+            <w:tcBorders>
+              <w:top w:val="single" w:sz="4" w:space="0" w:color="D9D1C5"/>
+              <w:left w:val="single" w:sz="4" w:space="0" w:color="D9D1C5"/>
+              <w:bottom w:val="single" w:sz="4" w:space="0" w:color="D9D1C5"/>
+              <w:right w:val="single" w:sz="4" w:space="0" w:color="D9D1C5"/>
+            </w:tcBorders>
+          </w:tcPr>
+          <w:p>
+            <w:pPr>
+              <w:spacing w:after="0" w:before="0" w:line="276" w:lineRule="auto"/>
+            </w:pPr>
+            <w:r>
+              <w:rPr>
+                <w:rFonts w:ascii="Calibri" w:hAnsi="Calibri" w:eastAsia="Calibri"/>
+                <w:b w:val="0"/>
+                <w:i w:val="0"/>
+                <w:color w:val="1F1A16"/>
+                <w:sz w:val="18"/>
+              </w:rPr>
+              <w:t>Kapasitas hampir sama dengan Yogya</w:t>
+            </w:r>
+          </w:p>
+        </w:tc>
+      </w:tr>
+      <w:tr>
+        <w:tc>
+          <w:tcPr>
+            <w:tcW w:type="dxa" w:w="2353"/>
+            <w:tcBorders>
+              <w:top w:val="single" w:sz="4" w:space="0" w:color="D9D1C5"/>
+              <w:left w:val="single" w:sz="4" w:space="0" w:color="D9D1C5"/>
+              <w:bottom w:val="single" w:sz="4" w:space="0" w:color="D9D1C5"/>
+              <w:right w:val="single" w:sz="4" w:space="0" w:color="D9D1C5"/>
+            </w:tcBorders>
+          </w:tcPr>
+          <w:p>
+            <w:pPr>
+              <w:spacing w:after="0" w:before="0" w:line="276" w:lineRule="auto"/>
+            </w:pPr>
+            <w:r>
+              <w:rPr>
+                <w:rFonts w:ascii="Calibri" w:hAnsi="Calibri" w:eastAsia="Calibri"/>
+                <w:b w:val="0"/>
+                <w:i w:val="0"/>
+                <w:color w:val="1F1A16"/>
+                <w:sz w:val="18"/>
+              </w:rPr>
+              <w:t>Aceh</w:t>
+            </w:r>
+          </w:p>
+        </w:tc>
+        <w:tc>
+          <w:tcPr>
+            <w:tcW w:type="dxa" w:w="2353"/>
+            <w:tcBorders>
+              <w:top w:val="single" w:sz="4" w:space="0" w:color="D9D1C5"/>
+              <w:left w:val="single" w:sz="4" w:space="0" w:color="D9D1C5"/>
+              <w:bottom w:val="single" w:sz="4" w:space="0" w:color="D9D1C5"/>
+              <w:right w:val="single" w:sz="4" w:space="0" w:color="D9D1C5"/>
+            </w:tcBorders>
+          </w:tcPr>
+          <w:p>
+            <w:pPr>
+              <w:spacing w:after="0" w:before="0" w:line="276" w:lineRule="auto"/>
+            </w:pPr>
+            <w:r>
+              <w:rPr>
+                <w:rFonts w:ascii="Calibri" w:hAnsi="Calibri" w:eastAsia="Calibri"/>
+                <w:b w:val="0"/>
+                <w:i w:val="0"/>
+                <w:color w:val="1F1A16"/>
+                <w:sz w:val="18"/>
+              </w:rPr>
+              <w:t>6,6</w:t>
+            </w:r>
+          </w:p>
+        </w:tc>
+        <w:tc>
+          <w:tcPr>
+            <w:tcW w:type="dxa" w:w="2353"/>
+            <w:tcBorders>
+              <w:top w:val="single" w:sz="4" w:space="0" w:color="D9D1C5"/>
+              <w:left w:val="single" w:sz="4" w:space="0" w:color="D9D1C5"/>
+              <w:bottom w:val="single" w:sz="4" w:space="0" w:color="D9D1C5"/>
+              <w:right w:val="single" w:sz="4" w:space="0" w:color="D9D1C5"/>
+            </w:tcBorders>
+          </w:tcPr>
+          <w:p>
+            <w:pPr>
+              <w:spacing w:after="0" w:before="0" w:line="276" w:lineRule="auto"/>
+            </w:pPr>
+            <w:r>
+              <w:rPr>
+                <w:rFonts w:ascii="Calibri" w:hAnsi="Calibri" w:eastAsia="Calibri"/>
+                <w:b w:val="0"/>
+                <w:i w:val="0"/>
+                <w:color w:val="1F1A16"/>
+                <w:sz w:val="18"/>
+              </w:rPr>
+              <w:t>9,1</w:t>
+            </w:r>
+          </w:p>
+        </w:tc>
+        <w:tc>
+          <w:tcPr>
+            <w:tcW w:type="dxa" w:w="2353"/>
+            <w:tcBorders>
+              <w:top w:val="single" w:sz="4" w:space="0" w:color="D9D1C5"/>
+              <w:left w:val="single" w:sz="4" w:space="0" w:color="D9D1C5"/>
+              <w:bottom w:val="single" w:sz="4" w:space="0" w:color="D9D1C5"/>
+              <w:right w:val="single" w:sz="4" w:space="0" w:color="D9D1C5"/>
+            </w:tcBorders>
+          </w:tcPr>
+          <w:p>
+            <w:pPr>
+              <w:spacing w:after="0" w:before="0" w:line="276" w:lineRule="auto"/>
+            </w:pPr>
+            <w:r>
+              <w:rPr>
+                <w:rFonts w:ascii="Calibri" w:hAnsi="Calibri" w:eastAsia="Calibri"/>
+                <w:b w:val="0"/>
+                <w:i w:val="0"/>
+                <w:color w:val="1F1A16"/>
+                <w:sz w:val="18"/>
+              </w:rPr>
+              <w:t>TDMRC + banyak prodi</w:t>
+            </w:r>
+          </w:p>
+        </w:tc>
+      </w:tr>
+      <w:tr>
+        <w:tc>
+          <w:tcPr>
+            <w:tcW w:type="dxa" w:w="2353"/>
+            <w:shd w:fill="F7F3EC" w:val="clear"/>
+            <w:tcBorders>
+              <w:top w:val="single" w:sz="4" w:space="0" w:color="D9D1C5"/>
+              <w:left w:val="single" w:sz="4" w:space="0" w:color="D9D1C5"/>
+              <w:bottom w:val="single" w:sz="4" w:space="0" w:color="D9D1C5"/>
+              <w:right w:val="single" w:sz="4" w:space="0" w:color="D9D1C5"/>
+            </w:tcBorders>
+          </w:tcPr>
+          <w:p>
+            <w:pPr>
+              <w:spacing w:after="0" w:before="0" w:line="276" w:lineRule="auto"/>
+            </w:pPr>
+            <w:r>
+              <w:rPr>
+                <w:rFonts w:ascii="Calibri" w:hAnsi="Calibri" w:eastAsia="Calibri"/>
+                <w:b w:val="0"/>
+                <w:i w:val="0"/>
+                <w:color w:val="1F1A16"/>
+                <w:sz w:val="18"/>
+              </w:rPr>
+              <w:t>Papua</w:t>
+            </w:r>
+          </w:p>
+        </w:tc>
+        <w:tc>
+          <w:tcPr>
+            <w:tcW w:type="dxa" w:w="2353"/>
+            <w:shd w:fill="F7F3EC" w:val="clear"/>
+            <w:tcBorders>
+              <w:top w:val="single" w:sz="4" w:space="0" w:color="D9D1C5"/>
+              <w:left w:val="single" w:sz="4" w:space="0" w:color="D9D1C5"/>
+              <w:bottom w:val="single" w:sz="4" w:space="0" w:color="D9D1C5"/>
+              <w:right w:val="single" w:sz="4" w:space="0" w:color="D9D1C5"/>
+            </w:tcBorders>
+          </w:tcPr>
+          <w:p>
+            <w:pPr>
+              <w:spacing w:after="0" w:before="0" w:line="276" w:lineRule="auto"/>
+            </w:pPr>
+            <w:r>
+              <w:rPr>
+                <w:rFonts w:ascii="Calibri" w:hAnsi="Calibri" w:eastAsia="Calibri"/>
+                <w:b w:val="0"/>
+                <w:i w:val="0"/>
+                <w:color w:val="1F1A16"/>
+                <w:sz w:val="18"/>
+              </w:rPr>
+              <w:t>3,3</w:t>
+            </w:r>
+          </w:p>
+        </w:tc>
+        <w:tc>
+          <w:tcPr>
+            <w:tcW w:type="dxa" w:w="2353"/>
+            <w:shd w:fill="F7F3EC" w:val="clear"/>
+            <w:tcBorders>
+              <w:top w:val="single" w:sz="4" w:space="0" w:color="D9D1C5"/>
+              <w:left w:val="single" w:sz="4" w:space="0" w:color="D9D1C5"/>
+              <w:bottom w:val="single" w:sz="4" w:space="0" w:color="D9D1C5"/>
+              <w:right w:val="single" w:sz="4" w:space="0" w:color="D9D1C5"/>
+            </w:tcBorders>
+          </w:tcPr>
+          <w:p>
+            <w:pPr>
+              <w:spacing w:after="0" w:before="0" w:line="276" w:lineRule="auto"/>
+            </w:pPr>
+            <w:r>
+              <w:rPr>
+                <w:rFonts w:ascii="Calibri" w:hAnsi="Calibri" w:eastAsia="Calibri"/>
+                <w:b w:val="0"/>
+                <w:i w:val="0"/>
+                <w:color w:val="1F1A16"/>
+                <w:sz w:val="18"/>
+              </w:rPr>
+              <w:t>7,8</w:t>
+            </w:r>
+          </w:p>
+        </w:tc>
+        <w:tc>
+          <w:tcPr>
+            <w:tcW w:type="dxa" w:w="2353"/>
+            <w:shd w:fill="F7F3EC" w:val="clear"/>
+            <w:tcBorders>
+              <w:top w:val="single" w:sz="4" w:space="0" w:color="D9D1C5"/>
+              <w:left w:val="single" w:sz="4" w:space="0" w:color="D9D1C5"/>
+              <w:bottom w:val="single" w:sz="4" w:space="0" w:color="D9D1C5"/>
+              <w:right w:val="single" w:sz="4" w:space="0" w:color="D9D1C5"/>
+            </w:tcBorders>
+          </w:tcPr>
+          <w:p>
+            <w:pPr>
+              <w:spacing w:after="0" w:before="0" w:line="276" w:lineRule="auto"/>
+            </w:pPr>
+            <w:r>
+              <w:rPr>
+                <w:rFonts w:ascii="Calibri" w:hAnsi="Calibri" w:eastAsia="Calibri"/>
+                <w:b w:val="0"/>
+                <w:i w:val="0"/>
+                <w:color w:val="1F1A16"/>
+                <w:sz w:val="18"/>
+              </w:rPr>
+              <w:t>Sedikit prodi</w:t>
+            </w:r>
+          </w:p>
+        </w:tc>
+      </w:tr>
+      <w:tr>
+        <w:tc>
+          <w:tcPr>
+            <w:tcW w:type="dxa" w:w="2353"/>
+            <w:tcBorders>
+              <w:top w:val="single" w:sz="4" w:space="0" w:color="D9D1C5"/>
+              <w:left w:val="single" w:sz="4" w:space="0" w:color="D9D1C5"/>
+              <w:bottom w:val="single" w:sz="4" w:space="0" w:color="D9D1C5"/>
+              <w:right w:val="single" w:sz="4" w:space="0" w:color="D9D1C5"/>
+            </w:tcBorders>
+          </w:tcPr>
+          <w:p>
+            <w:pPr>
+              <w:spacing w:after="0" w:before="0" w:line="276" w:lineRule="auto"/>
+            </w:pPr>
+            <w:r>
+              <w:rPr>
+                <w:rFonts w:ascii="Calibri" w:hAnsi="Calibri" w:eastAsia="Calibri"/>
+                <w:b w:val="0"/>
+                <w:i w:val="0"/>
+                <w:color w:val="1F1A16"/>
+                <w:sz w:val="18"/>
+              </w:rPr>
+              <w:t>Papua Selatan</w:t>
+            </w:r>
+          </w:p>
+        </w:tc>
+        <w:tc>
+          <w:tcPr>
+            <w:tcW w:type="dxa" w:w="2353"/>
+            <w:tcBorders>
+              <w:top w:val="single" w:sz="4" w:space="0" w:color="D9D1C5"/>
+              <w:left w:val="single" w:sz="4" w:space="0" w:color="D9D1C5"/>
+              <w:bottom w:val="single" w:sz="4" w:space="0" w:color="D9D1C5"/>
+              <w:right w:val="single" w:sz="4" w:space="0" w:color="D9D1C5"/>
+            </w:tcBorders>
+          </w:tcPr>
+          <w:p>
+            <w:pPr>
+              <w:spacing w:after="0" w:before="0" w:line="276" w:lineRule="auto"/>
+            </w:pPr>
+            <w:r>
+              <w:rPr>
+                <w:rFonts w:ascii="Calibri" w:hAnsi="Calibri" w:eastAsia="Calibri"/>
+                <w:b w:val="0"/>
+                <w:i w:val="0"/>
+                <w:color w:val="1F1A16"/>
+                <w:sz w:val="18"/>
+              </w:rPr>
+              <w:t>2,5</w:t>
+            </w:r>
+          </w:p>
+        </w:tc>
+        <w:tc>
+          <w:tcPr>
+            <w:tcW w:type="dxa" w:w="2353"/>
+            <w:tcBorders>
+              <w:top w:val="single" w:sz="4" w:space="0" w:color="D9D1C5"/>
+              <w:left w:val="single" w:sz="4" w:space="0" w:color="D9D1C5"/>
+              <w:bottom w:val="single" w:sz="4" w:space="0" w:color="D9D1C5"/>
+              <w:right w:val="single" w:sz="4" w:space="0" w:color="D9D1C5"/>
+            </w:tcBorders>
+          </w:tcPr>
+          <w:p>
+            <w:pPr>
+              <w:spacing w:after="0" w:before="0" w:line="276" w:lineRule="auto"/>
+            </w:pPr>
+            <w:r>
+              <w:rPr>
+                <w:rFonts w:ascii="Calibri" w:hAnsi="Calibri" w:eastAsia="Calibri"/>
+                <w:b w:val="0"/>
+                <w:i w:val="0"/>
+                <w:color w:val="1F1A16"/>
+                <w:sz w:val="18"/>
+              </w:rPr>
+              <w:t>6,0</w:t>
+            </w:r>
+          </w:p>
+        </w:tc>
+        <w:tc>
+          <w:tcPr>
+            <w:tcW w:type="dxa" w:w="2353"/>
+            <w:tcBorders>
+              <w:top w:val="single" w:sz="4" w:space="0" w:color="D9D1C5"/>
+              <w:left w:val="single" w:sz="4" w:space="0" w:color="D9D1C5"/>
+              <w:bottom w:val="single" w:sz="4" w:space="0" w:color="D9D1C5"/>
+              <w:right w:val="single" w:sz="4" w:space="0" w:color="D9D1C5"/>
+            </w:tcBorders>
+          </w:tcPr>
+          <w:p>
+            <w:pPr>
+              <w:spacing w:after="0" w:before="0" w:line="276" w:lineRule="auto"/>
+            </w:pPr>
+            <w:r>
+              <w:rPr>
+                <w:rFonts w:ascii="Calibri" w:hAnsi="Calibri" w:eastAsia="Calibri"/>
+                <w:b w:val="0"/>
+                <w:i w:val="0"/>
+                <w:color w:val="1F1A16"/>
+                <w:sz w:val="18"/>
+              </w:rPr>
+              <w:t>Satu S1 Musamus</w:t>
+            </w:r>
+          </w:p>
+        </w:tc>
+      </w:tr>
+      <w:tr>
+        <w:tc>
+          <w:tcPr>
+            <w:tcW w:type="dxa" w:w="2353"/>
+            <w:shd w:fill="F7F3EC" w:val="clear"/>
+            <w:tcBorders>
+              <w:top w:val="single" w:sz="4" w:space="0" w:color="D9D1C5"/>
+              <w:left w:val="single" w:sz="4" w:space="0" w:color="D9D1C5"/>
+              <w:bottom w:val="single" w:sz="4" w:space="0" w:color="D9D1C5"/>
+              <w:right w:val="single" w:sz="4" w:space="0" w:color="D9D1C5"/>
+            </w:tcBorders>
+          </w:tcPr>
+          <w:p>
+            <w:pPr>
+              <w:spacing w:after="0" w:before="0" w:line="276" w:lineRule="auto"/>
+            </w:pPr>
+            <w:r>
+              <w:rPr>
+                <w:rFonts w:ascii="Calibri" w:hAnsi="Calibri" w:eastAsia="Calibri"/>
+                <w:b w:val="0"/>
+                <w:i w:val="0"/>
+                <w:color w:val="1F1A16"/>
+                <w:sz w:val="18"/>
+              </w:rPr>
+              <w:t>Maluku</w:t>
+            </w:r>
+          </w:p>
+        </w:tc>
+        <w:tc>
+          <w:tcPr>
+            <w:tcW w:type="dxa" w:w="2353"/>
+            <w:shd w:fill="F7F3EC" w:val="clear"/>
+            <w:tcBorders>
+              <w:top w:val="single" w:sz="4" w:space="0" w:color="D9D1C5"/>
+              <w:left w:val="single" w:sz="4" w:space="0" w:color="D9D1C5"/>
+              <w:bottom w:val="single" w:sz="4" w:space="0" w:color="D9D1C5"/>
+              <w:right w:val="single" w:sz="4" w:space="0" w:color="D9D1C5"/>
+            </w:tcBorders>
+          </w:tcPr>
+          <w:p>
+            <w:pPr>
+              <w:spacing w:after="0" w:before="0" w:line="276" w:lineRule="auto"/>
+            </w:pPr>
+            <w:r>
+              <w:rPr>
+                <w:rFonts w:ascii="Calibri" w:hAnsi="Calibri" w:eastAsia="Calibri"/>
+                <w:b w:val="0"/>
+                <w:i w:val="0"/>
+                <w:color w:val="1F1A16"/>
+                <w:sz w:val="18"/>
+              </w:rPr>
+              <w:t>2,7</w:t>
+            </w:r>
+          </w:p>
+        </w:tc>
+        <w:tc>
+          <w:tcPr>
+            <w:tcW w:type="dxa" w:w="2353"/>
+            <w:shd w:fill="F7F3EC" w:val="clear"/>
+            <w:tcBorders>
+              <w:top w:val="single" w:sz="4" w:space="0" w:color="D9D1C5"/>
+              <w:left w:val="single" w:sz="4" w:space="0" w:color="D9D1C5"/>
+              <w:bottom w:val="single" w:sz="4" w:space="0" w:color="D9D1C5"/>
+              <w:right w:val="single" w:sz="4" w:space="0" w:color="D9D1C5"/>
+            </w:tcBorders>
+          </w:tcPr>
+          <w:p>
+            <w:pPr>
+              <w:spacing w:after="0" w:before="0" w:line="276" w:lineRule="auto"/>
+            </w:pPr>
+            <w:r>
+              <w:rPr>
+                <w:rFonts w:ascii="Calibri" w:hAnsi="Calibri" w:eastAsia="Calibri"/>
+                <w:b w:val="0"/>
+                <w:i w:val="0"/>
+                <w:color w:val="1F1A16"/>
+                <w:sz w:val="18"/>
+              </w:rPr>
+              <w:t>8,9</w:t>
+            </w:r>
+          </w:p>
+        </w:tc>
+        <w:tc>
+          <w:tcPr>
+            <w:tcW w:type="dxa" w:w="2353"/>
+            <w:shd w:fill="F7F3EC" w:val="clear"/>
+            <w:tcBorders>
+              <w:top w:val="single" w:sz="4" w:space="0" w:color="D9D1C5"/>
+              <w:left w:val="single" w:sz="4" w:space="0" w:color="D9D1C5"/>
+              <w:bottom w:val="single" w:sz="4" w:space="0" w:color="D9D1C5"/>
+              <w:right w:val="single" w:sz="4" w:space="0" w:color="D9D1C5"/>
+            </w:tcBorders>
+          </w:tcPr>
+          <w:p>
+            <w:pPr>
+              <w:spacing w:after="0" w:before="0" w:line="276" w:lineRule="auto"/>
+            </w:pPr>
+            <w:r>
+              <w:rPr>
+                <w:rFonts w:ascii="Calibri" w:hAnsi="Calibri" w:eastAsia="Calibri"/>
+                <w:b w:val="0"/>
+                <w:i w:val="0"/>
+                <w:color w:val="1F1A16"/>
+                <w:sz w:val="18"/>
+              </w:rPr>
+              <w:t>Risiko tinggi, pendidikan rendah</w:t>
+            </w:r>
+          </w:p>
+        </w:tc>
+      </w:tr>
+    </w:tbl>
+    <w:p/>
     <w:p>
       <w:pPr>
         <w:pStyle w:val="Heading1"/>
@@ -4523,7 +5310,7 @@
           <w:rFonts w:ascii="Cambria" w:hAnsi="Cambria" w:eastAsia="Cambria"/>
           <w:color w:val="1F1A16"/>
         </w:rPr>
-        <w:t>6. Kapasitas dan IDPKI</w:t>
+        <w:t>6. Kapasitas dan indeks Pendidikan</w:t>
       </w:r>
     </w:p>
     <w:tbl>
@@ -4564,12 +5351,12 @@
               <w:t xml:space="preserve">            + spillover masuk (kolam sumber ÷ jumlah penerima)</w:t>
               <w:br/>
               <w:br/>
-              <w:t>IDPKI = ln(1 + Kapasitas)</w:t>
+              <w:t>P_ln = ln(1 + Kapasitas)</w:t>
               <w:br/>
               <w:t>per_juta = Kapasitas / (jumlah penduduk / 1.000.000)   (panel, bukan warna peta)</w:t>
               <w:br/>
               <w:br/>
-              <w:t>Pendidikan_tampil = 1 + 9 × min(1, IDPKI / 4)</w:t>
+              <w:t>Pendidikan_tampil = 1 + 9 × min(1, P_ln / 4)</w:t>
             </w:r>
           </w:p>
         </w:tc>
@@ -4631,9 +5418,53 @@
           <w:color w:val="1F1A16"/>
           <w:sz w:val="22"/>
         </w:rPr>
-        <w:t>Warna dan angka Risiko di peta: skala 1–10. Risiko_tampil = 1 + 9 × min(1, R / R_cap), R_cap = 100 untuk bahaya tunggal, 200 untuk komposit. Skor mentah IRBI tetap di panel. Tidak distretch ke provinsi terendah–tertinggi.</w:t>
+        <w:t>Warna dan angka Risiko di peta memakai skala 1–10. Skor mentah IRBI tetap di panel.</w:t>
       </w:r>
     </w:p>
+    <w:tbl>
+      <w:tblPr>
+        <w:tblW w:type="auto" w:w="0"/>
+        <w:tblLayout w:type="autofit"/>
+        <w:tblLook w:firstColumn="1" w:firstRow="1" w:lastColumn="0" w:lastRow="0" w:noHBand="0" w:noVBand="1" w:val="04A0"/>
+      </w:tblPr>
+      <w:tblGrid>
+        <w:gridCol w:w="9412"/>
+      </w:tblGrid>
+      <w:tr>
+        <w:tc>
+          <w:tcPr>
+            <w:tcW w:type="dxa" w:w="9412"/>
+            <w:shd w:fill="EDE7DC" w:val="clear"/>
+            <w:tcBorders>
+              <w:top w:val="single" w:sz="4" w:space="0" w:color="C9C0B3"/>
+              <w:left w:val="single" w:sz="4" w:space="0" w:color="C9C0B3"/>
+              <w:bottom w:val="single" w:sz="4" w:space="0" w:color="C9C0B3"/>
+              <w:right w:val="single" w:sz="4" w:space="0" w:color="C9C0B3"/>
+            </w:tcBorders>
+          </w:tcPr>
+          <w:p>
+            <w:pPr>
+              <w:spacing w:after="0" w:before="0" w:line="276" w:lineRule="auto"/>
+            </w:pPr>
+            <w:r>
+              <w:rPr>
+                <w:rFonts w:ascii="Consolas" w:hAnsi="Consolas" w:eastAsia="Consolas"/>
+                <w:b w:val="0"/>
+                <w:i w:val="0"/>
+                <w:color w:val="1F1A16"/>
+                <w:sz w:val="20"/>
+              </w:rPr>
+              <w:t>Risiko_tampil = 1 + 9 × min(1, R / R_cap)</w:t>
+              <w:br/>
+              <w:t>R_cap = 100  (bahaya tunggal)</w:t>
+              <w:br/>
+              <w:t xml:space="preserve">      = 200  (komposit)</w:t>
+            </w:r>
+          </w:p>
+        </w:tc>
+      </w:tr>
+    </w:tbl>
+    <w:p/>
     <w:p>
       <w:pPr>
         <w:pStyle w:val="Heading1"/>
@@ -5408,7 +6239,7 @@
           <w:color w:val="1F1A16"/>
           <w:sz w:val="22"/>
         </w:rPr>
-        <w:t>Footer peta mengurutkan enam provinsi dengan senjang terbesar. Untuk ranking ini, risiko dan IDPKI dinormalisasi min–maks 38 provinsi ke 0–1:</w:t>
+        <w:t>Footer peta mengurutkan enam provinsi dengan senjang terbesar. Untuk ranking ini, risiko dan pendidikan (nilai internal: skor bahaya dan P_ln) dinormalisasi min–maks 38 provinsi ke 0–1. Skala 1–10 monoton terhadap nilai itu, jadi urutan sama.</w:t>
       </w:r>
     </w:p>
     <w:tbl>
@@ -5446,10 +6277,10 @@
               </w:rPr>
               <w:t>risiko_norm = (R − min R) / (max R − min R)</w:t>
               <w:br/>
-              <w:t>IDPKI_norm  = (E − min E) / (max E − min E)</w:t>
+              <w:t>P_norm      = (P_ln − min P_ln) / (max P_ln − min P_ln)</w:t>
               <w:br/>
               <w:br/>
-              <w:t>senjang = risiko_norm − IDPKI_norm</w:t>
+              <w:t>senjang = risiko_norm − P_norm</w:t>
             </w:r>
           </w:p>
         </w:tc>

--- a/public/Metodologi-PKPRB.docx
+++ b/public/Metodologi-PKPRB.docx
@@ -361,6 +361,84 @@
           <w:sz w:val="22"/>
         </w:rPr>
         <w:t xml:space="preserve"> — matriks 3×3 tertil risiko × tertil pendidikan di antara 38 provinsi. Tidak dipaksa jadi satu angka. Tooltip memakai kedua nilai 1–10.</w:t>
+      </w:r>
+    </w:p>
+    <w:p>
+      <w:pPr>
+        <w:pStyle w:val="ListNumber"/>
+        <w:spacing w:after="80" w:before="0" w:line="276" w:lineRule="auto"/>
+      </w:pPr>
+      <w:r>
+        <w:rPr>
+          <w:rFonts w:ascii="Calibri" w:hAnsi="Calibri" w:eastAsia="Calibri"/>
+          <w:b/>
+          <w:i w:val="0"/>
+          <w:color w:val="1F1A16"/>
+          <w:sz w:val="22"/>
+        </w:rPr>
+        <w:t>Historis</w:t>
+      </w:r>
+      <w:r>
+        <w:rPr>
+          <w:rFonts w:ascii="Calibri" w:hAnsi="Calibri" w:eastAsia="Calibri"/>
+          <w:b w:val="0"/>
+          <w:i w:val="0"/>
+          <w:color w:val="1F1A16"/>
+          <w:sz w:val="22"/>
+        </w:rPr>
+        <w:t xml:space="preserve"> — bubble korban jiwa kejadian signifikan sejak 2000 (kurasi, bukan DIBI lengkap).</w:t>
+      </w:r>
+    </w:p>
+    <w:p>
+      <w:pPr>
+        <w:pStyle w:val="ListNumber"/>
+        <w:spacing w:after="80" w:before="0" w:line="276" w:lineRule="auto"/>
+      </w:pPr>
+      <w:r>
+        <w:rPr>
+          <w:rFonts w:ascii="Calibri" w:hAnsi="Calibri" w:eastAsia="Calibri"/>
+          <w:b/>
+          <w:i w:val="0"/>
+          <w:color w:val="1F1A16"/>
+          <w:sz w:val="22"/>
+        </w:rPr>
+        <w:t>Pusat</w:t>
+      </w:r>
+      <w:r>
+        <w:rPr>
+          <w:rFonts w:ascii="Calibri" w:hAnsi="Calibri" w:eastAsia="Calibri"/>
+          <w:b w:val="0"/>
+          <w:i w:val="0"/>
+          <w:color w:val="1F1A16"/>
+          <w:sz w:val="22"/>
+        </w:rPr>
+        <w:t xml:space="preserve"> — massa pusat studi + PkM di provinsi itu (tanpa prodi, tanpa spillover). Skala 1–10.</w:t>
+      </w:r>
+    </w:p>
+    <w:p>
+      <w:pPr>
+        <w:pStyle w:val="ListNumber"/>
+        <w:spacing w:after="80" w:before="0" w:line="276" w:lineRule="auto"/>
+      </w:pPr>
+      <w:r>
+        <w:rPr>
+          <w:rFonts w:ascii="Calibri" w:hAnsi="Calibri" w:eastAsia="Calibri"/>
+          <w:b/>
+          <w:i w:val="0"/>
+          <w:color w:val="1F1A16"/>
+          <w:sz w:val="22"/>
+        </w:rPr>
+        <w:t>Respons</w:t>
+      </w:r>
+      <w:r>
+        <w:rPr>
+          <w:rFonts w:ascii="Calibri" w:hAnsi="Calibri" w:eastAsia="Calibri"/>
+          <w:b w:val="0"/>
+          <w:i w:val="0"/>
+          <w:color w:val="1F1A16"/>
+          <w:sz w:val="22"/>
+        </w:rPr>
+        <w:t xml:space="preserve"> — matriks 2×2 historis × pusat. Belum terespons + risiko tinggi = celah roadmap.</w:t>
       </w:r>
     </w:p>
     <w:p>
@@ -6312,6 +6390,662 @@
           <w:rFonts w:ascii="Cambria" w:hAnsi="Cambria" w:eastAsia="Cambria"/>
           <w:color w:val="1F1A16"/>
         </w:rPr>
+        <w:t>10. Historis, pusat, dan respons</w:t>
+      </w:r>
+    </w:p>
+    <w:p>
+      <w:pPr>
+        <w:spacing w:after="160" w:before="0" w:line="276" w:lineRule="auto"/>
+      </w:pPr>
+      <w:r>
+        <w:rPr>
+          <w:rFonts w:ascii="Calibri" w:hAnsi="Calibri" w:eastAsia="Calibri"/>
+          <w:b w:val="0"/>
+          <w:i w:val="0"/>
+          <w:color w:val="1F1A16"/>
+          <w:sz w:val="22"/>
+        </w:rPr>
+        <w:t>Tiga tampilan ini memilah penelitian/PkM yang mengikuti luka dari yang mendahului kejadian — bahan roadmap riset, bukan preparedness. Prodi tetap di Pendidikan/Keselarasan. Pusat di peta Respons = stok lokal (spillover tidak dihitung).</w:t>
+      </w:r>
+    </w:p>
+    <w:p>
+      <w:pPr>
+        <w:spacing w:after="160" w:before="0" w:line="276" w:lineRule="auto"/>
+      </w:pPr>
+      <w:r>
+        <w:rPr>
+          <w:rFonts w:ascii="Calibri" w:hAnsi="Calibri" w:eastAsia="Calibri"/>
+          <w:b w:val="0"/>
+          <w:i w:val="0"/>
+          <w:color w:val="1F1A16"/>
+          <w:sz w:val="22"/>
+        </w:rPr>
+        <w:t>Historis: korban jiwa kejadian signifikan 2000–kini, kurasi publik (bukan DIBI lengkap). Satu peristiwa dihitung sekali pada komposit; pada bahaya tunggal jika tercantum di daftar bahayanya. Karhutla understated (korban langsung, bukan excess death haze).</w:t>
+      </w:r>
+    </w:p>
+    <w:tbl>
+      <w:tblPr>
+        <w:tblW w:type="auto" w:w="0"/>
+        <w:tblLayout w:type="autofit"/>
+        <w:tblLook w:firstColumn="1" w:firstRow="1" w:lastColumn="0" w:lastRow="0" w:noHBand="0" w:noVBand="1" w:val="04A0"/>
+      </w:tblPr>
+      <w:tblGrid>
+        <w:gridCol w:w="9412"/>
+      </w:tblGrid>
+      <w:tr>
+        <w:tc>
+          <w:tcPr>
+            <w:tcW w:type="dxa" w:w="9412"/>
+            <w:shd w:fill="EDE7DC" w:val="clear"/>
+            <w:tcBorders>
+              <w:top w:val="single" w:sz="4" w:space="0" w:color="C9C0B3"/>
+              <w:left w:val="single" w:sz="4" w:space="0" w:color="C9C0B3"/>
+              <w:bottom w:val="single" w:sz="4" w:space="0" w:color="C9C0B3"/>
+              <w:right w:val="single" w:sz="4" w:space="0" w:color="C9C0B3"/>
+            </w:tcBorders>
+          </w:tcPr>
+          <w:p>
+            <w:pPr>
+              <w:spacing w:after="0" w:before="0" w:line="276" w:lineRule="auto"/>
+            </w:pPr>
+            <w:r>
+              <w:rPr>
+                <w:rFonts w:ascii="Consolas" w:hAnsi="Consolas" w:eastAsia="Consolas"/>
+                <w:b w:val="0"/>
+                <w:i w:val="0"/>
+                <w:color w:val="1F1A16"/>
+                <w:sz w:val="20"/>
+              </w:rPr>
+              <w:t>kelas_historis = 1 jika korban &gt; median 38 provinsi, else 0</w:t>
+              <w:br/>
+              <w:t>kelas_pusat    = 1 jika (R_pusat + K_kepakaran)_lokal &gt; median, else 0</w:t>
+            </w:r>
+          </w:p>
+        </w:tc>
+      </w:tr>
+    </w:tbl>
+    <w:p/>
+    <w:tbl>
+      <w:tblPr>
+        <w:tblW w:type="auto" w:w="0"/>
+        <w:tblLayout w:type="autofit"/>
+        <w:tblLook w:firstColumn="1" w:firstRow="1" w:lastColumn="0" w:lastRow="0" w:noHBand="0" w:noVBand="1" w:val="04A0"/>
+      </w:tblPr>
+      <w:tblGrid>
+        <w:gridCol w:w="2353"/>
+        <w:gridCol w:w="2353"/>
+        <w:gridCol w:w="2353"/>
+        <w:gridCol w:w="2353"/>
+      </w:tblGrid>
+      <w:tr>
+        <w:tc>
+          <w:tcPr>
+            <w:tcW w:type="dxa" w:w="2353"/>
+            <w:shd w:fill="1F1A16" w:val="clear"/>
+            <w:tcBorders>
+              <w:top w:val="single" w:sz="4" w:space="0" w:color="1F1A16"/>
+              <w:left w:val="single" w:sz="4" w:space="0" w:color="1F1A16"/>
+              <w:bottom w:val="single" w:sz="4" w:space="0" w:color="1F1A16"/>
+              <w:right w:val="single" w:sz="4" w:space="0" w:color="1F1A16"/>
+            </w:tcBorders>
+          </w:tcPr>
+          <w:p>
+            <w:pPr>
+              <w:spacing w:after="0" w:before="0" w:line="276" w:lineRule="auto"/>
+            </w:pPr>
+            <w:r>
+              <w:rPr>
+                <w:rFonts w:ascii="Calibri" w:hAnsi="Calibri" w:eastAsia="Calibri"/>
+                <w:b/>
+                <w:i w:val="0"/>
+                <w:color w:val="F3EEE4"/>
+                <w:sz w:val="18"/>
+              </w:rPr>
+              <w:t>Historis</w:t>
+            </w:r>
+          </w:p>
+        </w:tc>
+        <w:tc>
+          <w:tcPr>
+            <w:tcW w:type="dxa" w:w="2353"/>
+            <w:shd w:fill="1F1A16" w:val="clear"/>
+            <w:tcBorders>
+              <w:top w:val="single" w:sz="4" w:space="0" w:color="1F1A16"/>
+              <w:left w:val="single" w:sz="4" w:space="0" w:color="1F1A16"/>
+              <w:bottom w:val="single" w:sz="4" w:space="0" w:color="1F1A16"/>
+              <w:right w:val="single" w:sz="4" w:space="0" w:color="1F1A16"/>
+            </w:tcBorders>
+          </w:tcPr>
+          <w:p>
+            <w:pPr>
+              <w:spacing w:after="0" w:before="0" w:line="276" w:lineRule="auto"/>
+            </w:pPr>
+            <w:r>
+              <w:rPr>
+                <w:rFonts w:ascii="Calibri" w:hAnsi="Calibri" w:eastAsia="Calibri"/>
+                <w:b/>
+                <w:i w:val="0"/>
+                <w:color w:val="F3EEE4"/>
+                <w:sz w:val="18"/>
+              </w:rPr>
+              <w:t>Pusat</w:t>
+            </w:r>
+          </w:p>
+        </w:tc>
+        <w:tc>
+          <w:tcPr>
+            <w:tcW w:type="dxa" w:w="2353"/>
+            <w:shd w:fill="1F1A16" w:val="clear"/>
+            <w:tcBorders>
+              <w:top w:val="single" w:sz="4" w:space="0" w:color="1F1A16"/>
+              <w:left w:val="single" w:sz="4" w:space="0" w:color="1F1A16"/>
+              <w:bottom w:val="single" w:sz="4" w:space="0" w:color="1F1A16"/>
+              <w:right w:val="single" w:sz="4" w:space="0" w:color="1F1A16"/>
+            </w:tcBorders>
+          </w:tcPr>
+          <w:p>
+            <w:pPr>
+              <w:spacing w:after="0" w:before="0" w:line="276" w:lineRule="auto"/>
+            </w:pPr>
+            <w:r>
+              <w:rPr>
+                <w:rFonts w:ascii="Calibri" w:hAnsi="Calibri" w:eastAsia="Calibri"/>
+                <w:b/>
+                <w:i w:val="0"/>
+                <w:color w:val="F3EEE4"/>
+                <w:sz w:val="18"/>
+              </w:rPr>
+              <w:t>Kuadran</w:t>
+            </w:r>
+          </w:p>
+        </w:tc>
+        <w:tc>
+          <w:tcPr>
+            <w:tcW w:type="dxa" w:w="2353"/>
+            <w:shd w:fill="1F1A16" w:val="clear"/>
+            <w:tcBorders>
+              <w:top w:val="single" w:sz="4" w:space="0" w:color="1F1A16"/>
+              <w:left w:val="single" w:sz="4" w:space="0" w:color="1F1A16"/>
+              <w:bottom w:val="single" w:sz="4" w:space="0" w:color="1F1A16"/>
+              <w:right w:val="single" w:sz="4" w:space="0" w:color="1F1A16"/>
+            </w:tcBorders>
+          </w:tcPr>
+          <w:p>
+            <w:pPr>
+              <w:spacing w:after="0" w:before="0" w:line="276" w:lineRule="auto"/>
+            </w:pPr>
+            <w:r>
+              <w:rPr>
+                <w:rFonts w:ascii="Calibri" w:hAnsi="Calibri" w:eastAsia="Calibri"/>
+                <w:b/>
+                <w:i w:val="0"/>
+                <w:color w:val="F3EEE4"/>
+                <w:sz w:val="18"/>
+              </w:rPr>
+              <w:t>Arti</w:t>
+            </w:r>
+          </w:p>
+        </w:tc>
+      </w:tr>
+      <w:tr>
+        <w:tc>
+          <w:tcPr>
+            <w:tcW w:type="dxa" w:w="2353"/>
+            <w:tcBorders>
+              <w:top w:val="single" w:sz="4" w:space="0" w:color="D9D1C5"/>
+              <w:left w:val="single" w:sz="4" w:space="0" w:color="D9D1C5"/>
+              <w:bottom w:val="single" w:sz="4" w:space="0" w:color="D9D1C5"/>
+              <w:right w:val="single" w:sz="4" w:space="0" w:color="D9D1C5"/>
+            </w:tcBorders>
+          </w:tcPr>
+          <w:p>
+            <w:pPr>
+              <w:spacing w:after="0" w:before="0" w:line="276" w:lineRule="auto"/>
+            </w:pPr>
+            <w:r>
+              <w:rPr>
+                <w:rFonts w:ascii="Calibri" w:hAnsi="Calibri" w:eastAsia="Calibri"/>
+                <w:b w:val="0"/>
+                <w:i w:val="0"/>
+                <w:color w:val="1F1A16"/>
+                <w:sz w:val="18"/>
+              </w:rPr>
+              <w:t>tinggi</w:t>
+            </w:r>
+          </w:p>
+        </w:tc>
+        <w:tc>
+          <w:tcPr>
+            <w:tcW w:type="dxa" w:w="2353"/>
+            <w:tcBorders>
+              <w:top w:val="single" w:sz="4" w:space="0" w:color="D9D1C5"/>
+              <w:left w:val="single" w:sz="4" w:space="0" w:color="D9D1C5"/>
+              <w:bottom w:val="single" w:sz="4" w:space="0" w:color="D9D1C5"/>
+              <w:right w:val="single" w:sz="4" w:space="0" w:color="D9D1C5"/>
+            </w:tcBorders>
+          </w:tcPr>
+          <w:p>
+            <w:pPr>
+              <w:spacing w:after="0" w:before="0" w:line="276" w:lineRule="auto"/>
+            </w:pPr>
+            <w:r>
+              <w:rPr>
+                <w:rFonts w:ascii="Calibri" w:hAnsi="Calibri" w:eastAsia="Calibri"/>
+                <w:b w:val="0"/>
+                <w:i w:val="0"/>
+                <w:color w:val="1F1A16"/>
+                <w:sz w:val="18"/>
+              </w:rPr>
+              <w:t>tinggi</w:t>
+            </w:r>
+          </w:p>
+        </w:tc>
+        <w:tc>
+          <w:tcPr>
+            <w:tcW w:type="dxa" w:w="2353"/>
+            <w:tcBorders>
+              <w:top w:val="single" w:sz="4" w:space="0" w:color="D9D1C5"/>
+              <w:left w:val="single" w:sz="4" w:space="0" w:color="D9D1C5"/>
+              <w:bottom w:val="single" w:sz="4" w:space="0" w:color="D9D1C5"/>
+              <w:right w:val="single" w:sz="4" w:space="0" w:color="D9D1C5"/>
+            </w:tcBorders>
+          </w:tcPr>
+          <w:p>
+            <w:pPr>
+              <w:spacing w:after="0" w:before="0" w:line="276" w:lineRule="auto"/>
+            </w:pPr>
+            <w:r>
+              <w:rPr>
+                <w:rFonts w:ascii="Calibri" w:hAnsi="Calibri" w:eastAsia="Calibri"/>
+                <w:b w:val="0"/>
+                <w:i w:val="0"/>
+                <w:color w:val="1F1A16"/>
+                <w:sz w:val="18"/>
+              </w:rPr>
+              <w:t>Responsif</w:t>
+            </w:r>
+          </w:p>
+        </w:tc>
+        <w:tc>
+          <w:tcPr>
+            <w:tcW w:type="dxa" w:w="2353"/>
+            <w:tcBorders>
+              <w:top w:val="single" w:sz="4" w:space="0" w:color="D9D1C5"/>
+              <w:left w:val="single" w:sz="4" w:space="0" w:color="D9D1C5"/>
+              <w:bottom w:val="single" w:sz="4" w:space="0" w:color="D9D1C5"/>
+              <w:right w:val="single" w:sz="4" w:space="0" w:color="D9D1C5"/>
+            </w:tcBorders>
+          </w:tcPr>
+          <w:p>
+            <w:pPr>
+              <w:spacing w:after="0" w:before="0" w:line="276" w:lineRule="auto"/>
+            </w:pPr>
+            <w:r>
+              <w:rPr>
+                <w:rFonts w:ascii="Calibri" w:hAnsi="Calibri" w:eastAsia="Calibri"/>
+                <w:b w:val="0"/>
+                <w:i w:val="0"/>
+                <w:color w:val="1F1A16"/>
+                <w:sz w:val="18"/>
+              </w:rPr>
+              <w:t>Kapasitas setelah peristiwa (TDMRC, PSBA, Nalodo)</w:t>
+            </w:r>
+          </w:p>
+        </w:tc>
+      </w:tr>
+      <w:tr>
+        <w:tc>
+          <w:tcPr>
+            <w:tcW w:type="dxa" w:w="2353"/>
+            <w:shd w:fill="F7F3EC" w:val="clear"/>
+            <w:tcBorders>
+              <w:top w:val="single" w:sz="4" w:space="0" w:color="D9D1C5"/>
+              <w:left w:val="single" w:sz="4" w:space="0" w:color="D9D1C5"/>
+              <w:bottom w:val="single" w:sz="4" w:space="0" w:color="D9D1C5"/>
+              <w:right w:val="single" w:sz="4" w:space="0" w:color="D9D1C5"/>
+            </w:tcBorders>
+          </w:tcPr>
+          <w:p>
+            <w:pPr>
+              <w:spacing w:after="0" w:before="0" w:line="276" w:lineRule="auto"/>
+            </w:pPr>
+            <w:r>
+              <w:rPr>
+                <w:rFonts w:ascii="Calibri" w:hAnsi="Calibri" w:eastAsia="Calibri"/>
+                <w:b w:val="0"/>
+                <w:i w:val="0"/>
+                <w:color w:val="1F1A16"/>
+                <w:sz w:val="18"/>
+              </w:rPr>
+              <w:t>rendah</w:t>
+            </w:r>
+          </w:p>
+        </w:tc>
+        <w:tc>
+          <w:tcPr>
+            <w:tcW w:type="dxa" w:w="2353"/>
+            <w:shd w:fill="F7F3EC" w:val="clear"/>
+            <w:tcBorders>
+              <w:top w:val="single" w:sz="4" w:space="0" w:color="D9D1C5"/>
+              <w:left w:val="single" w:sz="4" w:space="0" w:color="D9D1C5"/>
+              <w:bottom w:val="single" w:sz="4" w:space="0" w:color="D9D1C5"/>
+              <w:right w:val="single" w:sz="4" w:space="0" w:color="D9D1C5"/>
+            </w:tcBorders>
+          </w:tcPr>
+          <w:p>
+            <w:pPr>
+              <w:spacing w:after="0" w:before="0" w:line="276" w:lineRule="auto"/>
+            </w:pPr>
+            <w:r>
+              <w:rPr>
+                <w:rFonts w:ascii="Calibri" w:hAnsi="Calibri" w:eastAsia="Calibri"/>
+                <w:b w:val="0"/>
+                <w:i w:val="0"/>
+                <w:color w:val="1F1A16"/>
+                <w:sz w:val="18"/>
+              </w:rPr>
+              <w:t>tinggi</w:t>
+            </w:r>
+          </w:p>
+        </w:tc>
+        <w:tc>
+          <w:tcPr>
+            <w:tcW w:type="dxa" w:w="2353"/>
+            <w:shd w:fill="F7F3EC" w:val="clear"/>
+            <w:tcBorders>
+              <w:top w:val="single" w:sz="4" w:space="0" w:color="D9D1C5"/>
+              <w:left w:val="single" w:sz="4" w:space="0" w:color="D9D1C5"/>
+              <w:bottom w:val="single" w:sz="4" w:space="0" w:color="D9D1C5"/>
+              <w:right w:val="single" w:sz="4" w:space="0" w:color="D9D1C5"/>
+            </w:tcBorders>
+          </w:tcPr>
+          <w:p>
+            <w:pPr>
+              <w:spacing w:after="0" w:before="0" w:line="276" w:lineRule="auto"/>
+            </w:pPr>
+            <w:r>
+              <w:rPr>
+                <w:rFonts w:ascii="Calibri" w:hAnsi="Calibri" w:eastAsia="Calibri"/>
+                <w:b w:val="0"/>
+                <w:i w:val="0"/>
+                <w:color w:val="1F1A16"/>
+                <w:sz w:val="18"/>
+              </w:rPr>
+              <w:t>Antisipatif</w:t>
+            </w:r>
+          </w:p>
+        </w:tc>
+        <w:tc>
+          <w:tcPr>
+            <w:tcW w:type="dxa" w:w="2353"/>
+            <w:shd w:fill="F7F3EC" w:val="clear"/>
+            <w:tcBorders>
+              <w:top w:val="single" w:sz="4" w:space="0" w:color="D9D1C5"/>
+              <w:left w:val="single" w:sz="4" w:space="0" w:color="D9D1C5"/>
+              <w:bottom w:val="single" w:sz="4" w:space="0" w:color="D9D1C5"/>
+              <w:right w:val="single" w:sz="4" w:space="0" w:color="D9D1C5"/>
+            </w:tcBorders>
+          </w:tcPr>
+          <w:p>
+            <w:pPr>
+              <w:spacing w:after="0" w:before="0" w:line="276" w:lineRule="auto"/>
+            </w:pPr>
+            <w:r>
+              <w:rPr>
+                <w:rFonts w:ascii="Calibri" w:hAnsi="Calibri" w:eastAsia="Calibri"/>
+                <w:b w:val="0"/>
+                <w:i w:val="0"/>
+                <w:color w:val="1F1A16"/>
+                <w:sz w:val="18"/>
+              </w:rPr>
+              <w:t>Pusat tanpa pemicu lokal — yang ingin ditiru</w:t>
+            </w:r>
+          </w:p>
+        </w:tc>
+      </w:tr>
+      <w:tr>
+        <w:tc>
+          <w:tcPr>
+            <w:tcW w:type="dxa" w:w="2353"/>
+            <w:tcBorders>
+              <w:top w:val="single" w:sz="4" w:space="0" w:color="D9D1C5"/>
+              <w:left w:val="single" w:sz="4" w:space="0" w:color="D9D1C5"/>
+              <w:bottom w:val="single" w:sz="4" w:space="0" w:color="D9D1C5"/>
+              <w:right w:val="single" w:sz="4" w:space="0" w:color="D9D1C5"/>
+            </w:tcBorders>
+          </w:tcPr>
+          <w:p>
+            <w:pPr>
+              <w:spacing w:after="0" w:before="0" w:line="276" w:lineRule="auto"/>
+            </w:pPr>
+            <w:r>
+              <w:rPr>
+                <w:rFonts w:ascii="Calibri" w:hAnsi="Calibri" w:eastAsia="Calibri"/>
+                <w:b w:val="0"/>
+                <w:i w:val="0"/>
+                <w:color w:val="1F1A16"/>
+                <w:sz w:val="18"/>
+              </w:rPr>
+              <w:t>tinggi</w:t>
+            </w:r>
+          </w:p>
+        </w:tc>
+        <w:tc>
+          <w:tcPr>
+            <w:tcW w:type="dxa" w:w="2353"/>
+            <w:tcBorders>
+              <w:top w:val="single" w:sz="4" w:space="0" w:color="D9D1C5"/>
+              <w:left w:val="single" w:sz="4" w:space="0" w:color="D9D1C5"/>
+              <w:bottom w:val="single" w:sz="4" w:space="0" w:color="D9D1C5"/>
+              <w:right w:val="single" w:sz="4" w:space="0" w:color="D9D1C5"/>
+            </w:tcBorders>
+          </w:tcPr>
+          <w:p>
+            <w:pPr>
+              <w:spacing w:after="0" w:before="0" w:line="276" w:lineRule="auto"/>
+            </w:pPr>
+            <w:r>
+              <w:rPr>
+                <w:rFonts w:ascii="Calibri" w:hAnsi="Calibri" w:eastAsia="Calibri"/>
+                <w:b w:val="0"/>
+                <w:i w:val="0"/>
+                <w:color w:val="1F1A16"/>
+                <w:sz w:val="18"/>
+              </w:rPr>
+              <w:t>rendah</w:t>
+            </w:r>
+          </w:p>
+        </w:tc>
+        <w:tc>
+          <w:tcPr>
+            <w:tcW w:type="dxa" w:w="2353"/>
+            <w:tcBorders>
+              <w:top w:val="single" w:sz="4" w:space="0" w:color="D9D1C5"/>
+              <w:left w:val="single" w:sz="4" w:space="0" w:color="D9D1C5"/>
+              <w:bottom w:val="single" w:sz="4" w:space="0" w:color="D9D1C5"/>
+              <w:right w:val="single" w:sz="4" w:space="0" w:color="D9D1C5"/>
+            </w:tcBorders>
+          </w:tcPr>
+          <w:p>
+            <w:pPr>
+              <w:spacing w:after="0" w:before="0" w:line="276" w:lineRule="auto"/>
+            </w:pPr>
+            <w:r>
+              <w:rPr>
+                <w:rFonts w:ascii="Calibri" w:hAnsi="Calibri" w:eastAsia="Calibri"/>
+                <w:b w:val="0"/>
+                <w:i w:val="0"/>
+                <w:color w:val="1F1A16"/>
+                <w:sz w:val="18"/>
+              </w:rPr>
+              <w:t>Tidak melembaga</w:t>
+            </w:r>
+          </w:p>
+        </w:tc>
+        <w:tc>
+          <w:tcPr>
+            <w:tcW w:type="dxa" w:w="2353"/>
+            <w:tcBorders>
+              <w:top w:val="single" w:sz="4" w:space="0" w:color="D9D1C5"/>
+              <w:left w:val="single" w:sz="4" w:space="0" w:color="D9D1C5"/>
+              <w:bottom w:val="single" w:sz="4" w:space="0" w:color="D9D1C5"/>
+              <w:right w:val="single" w:sz="4" w:space="0" w:color="D9D1C5"/>
+            </w:tcBorders>
+          </w:tcPr>
+          <w:p>
+            <w:pPr>
+              <w:spacing w:after="0" w:before="0" w:line="276" w:lineRule="auto"/>
+            </w:pPr>
+            <w:r>
+              <w:rPr>
+                <w:rFonts w:ascii="Calibri" w:hAnsi="Calibri" w:eastAsia="Calibri"/>
+                <w:b w:val="0"/>
+                <w:i w:val="0"/>
+                <w:color w:val="1F1A16"/>
+                <w:sz w:val="18"/>
+              </w:rPr>
+              <w:t>Terjadi, kelembagaan tidak menempel</w:t>
+            </w:r>
+          </w:p>
+        </w:tc>
+      </w:tr>
+      <w:tr>
+        <w:tc>
+          <w:tcPr>
+            <w:tcW w:type="dxa" w:w="2353"/>
+            <w:shd w:fill="F7F3EC" w:val="clear"/>
+            <w:tcBorders>
+              <w:top w:val="single" w:sz="4" w:space="0" w:color="D9D1C5"/>
+              <w:left w:val="single" w:sz="4" w:space="0" w:color="D9D1C5"/>
+              <w:bottom w:val="single" w:sz="4" w:space="0" w:color="D9D1C5"/>
+              <w:right w:val="single" w:sz="4" w:space="0" w:color="D9D1C5"/>
+            </w:tcBorders>
+          </w:tcPr>
+          <w:p>
+            <w:pPr>
+              <w:spacing w:after="0" w:before="0" w:line="276" w:lineRule="auto"/>
+            </w:pPr>
+            <w:r>
+              <w:rPr>
+                <w:rFonts w:ascii="Calibri" w:hAnsi="Calibri" w:eastAsia="Calibri"/>
+                <w:b w:val="0"/>
+                <w:i w:val="0"/>
+                <w:color w:val="1F1A16"/>
+                <w:sz w:val="18"/>
+              </w:rPr>
+              <w:t>rendah</w:t>
+            </w:r>
+          </w:p>
+        </w:tc>
+        <w:tc>
+          <w:tcPr>
+            <w:tcW w:type="dxa" w:w="2353"/>
+            <w:shd w:fill="F7F3EC" w:val="clear"/>
+            <w:tcBorders>
+              <w:top w:val="single" w:sz="4" w:space="0" w:color="D9D1C5"/>
+              <w:left w:val="single" w:sz="4" w:space="0" w:color="D9D1C5"/>
+              <w:bottom w:val="single" w:sz="4" w:space="0" w:color="D9D1C5"/>
+              <w:right w:val="single" w:sz="4" w:space="0" w:color="D9D1C5"/>
+            </w:tcBorders>
+          </w:tcPr>
+          <w:p>
+            <w:pPr>
+              <w:spacing w:after="0" w:before="0" w:line="276" w:lineRule="auto"/>
+            </w:pPr>
+            <w:r>
+              <w:rPr>
+                <w:rFonts w:ascii="Calibri" w:hAnsi="Calibri" w:eastAsia="Calibri"/>
+                <w:b w:val="0"/>
+                <w:i w:val="0"/>
+                <w:color w:val="1F1A16"/>
+                <w:sz w:val="18"/>
+              </w:rPr>
+              <w:t>rendah</w:t>
+            </w:r>
+          </w:p>
+        </w:tc>
+        <w:tc>
+          <w:tcPr>
+            <w:tcW w:type="dxa" w:w="2353"/>
+            <w:shd w:fill="F7F3EC" w:val="clear"/>
+            <w:tcBorders>
+              <w:top w:val="single" w:sz="4" w:space="0" w:color="D9D1C5"/>
+              <w:left w:val="single" w:sz="4" w:space="0" w:color="D9D1C5"/>
+              <w:bottom w:val="single" w:sz="4" w:space="0" w:color="D9D1C5"/>
+              <w:right w:val="single" w:sz="4" w:space="0" w:color="D9D1C5"/>
+            </w:tcBorders>
+          </w:tcPr>
+          <w:p>
+            <w:pPr>
+              <w:spacing w:after="0" w:before="0" w:line="276" w:lineRule="auto"/>
+            </w:pPr>
+            <w:r>
+              <w:rPr>
+                <w:rFonts w:ascii="Calibri" w:hAnsi="Calibri" w:eastAsia="Calibri"/>
+                <w:b w:val="0"/>
+                <w:i w:val="0"/>
+                <w:color w:val="1F1A16"/>
+                <w:sz w:val="18"/>
+              </w:rPr>
+              <w:t>Belum terespons</w:t>
+            </w:r>
+          </w:p>
+        </w:tc>
+        <w:tc>
+          <w:tcPr>
+            <w:tcW w:type="dxa" w:w="2353"/>
+            <w:shd w:fill="F7F3EC" w:val="clear"/>
+            <w:tcBorders>
+              <w:top w:val="single" w:sz="4" w:space="0" w:color="D9D1C5"/>
+              <w:left w:val="single" w:sz="4" w:space="0" w:color="D9D1C5"/>
+              <w:bottom w:val="single" w:sz="4" w:space="0" w:color="D9D1C5"/>
+              <w:right w:val="single" w:sz="4" w:space="0" w:color="D9D1C5"/>
+            </w:tcBorders>
+          </w:tcPr>
+          <w:p>
+            <w:pPr>
+              <w:spacing w:after="0" w:before="0" w:line="276" w:lineRule="auto"/>
+            </w:pPr>
+            <w:r>
+              <w:rPr>
+                <w:rFonts w:ascii="Calibri" w:hAnsi="Calibri" w:eastAsia="Calibri"/>
+                <w:b w:val="0"/>
+                <w:i w:val="0"/>
+                <w:color w:val="1F1A16"/>
+                <w:sz w:val="18"/>
+              </w:rPr>
+              <w:t>Jika risiko tinggi: celah roadmap</w:t>
+            </w:r>
+          </w:p>
+        </w:tc>
+      </w:tr>
+    </w:tbl>
+    <w:p/>
+    <w:p>
+      <w:pPr>
+        <w:spacing w:after="160" w:before="0" w:line="276" w:lineRule="auto"/>
+      </w:pPr>
+      <w:r>
+        <w:rPr>
+          <w:rFonts w:ascii="Calibri" w:hAnsi="Calibri" w:eastAsia="Calibri"/>
+          <w:b w:val="0"/>
+          <w:i w:val="0"/>
+          <w:color w:val="1F1A16"/>
+          <w:sz w:val="22"/>
+        </w:rPr>
+        <w:t>Footer pada tab Respons mengurutkan “belum terespons + risiko tinggi”. Ini bukan peta kesiapan; ini daftar wilayah yang risikonya tinggi, memorinya kosong, dan pusatnya belum ada.</w:t>
+      </w:r>
+    </w:p>
+    <w:p>
+      <w:pPr>
+        <w:pStyle w:val="Heading1"/>
+        <w:spacing w:after="160" w:before="320" w:line="276" w:lineRule="auto"/>
+      </w:pPr>
+      <w:r>
+        <w:rPr>
+          <w:rFonts w:ascii="Cambria" w:hAnsi="Cambria" w:eastAsia="Cambria"/>
+          <w:color w:val="1F1A16"/>
+        </w:rPr>
         <w:t>Sumber data prototipe</w:t>
       </w:r>
     </w:p>
@@ -6409,6 +7143,22 @@
           <w:sz w:val="22"/>
         </w:rPr>
         <w:t>Penduduk: angka prototipe, 38 provinsi termasuk pemekaran Papua.</w:t>
+      </w:r>
+    </w:p>
+    <w:p>
+      <w:pPr>
+        <w:pStyle w:val="ListBullet"/>
+        <w:spacing w:after="80" w:before="0" w:line="276" w:lineRule="auto"/>
+      </w:pPr>
+      <w:r>
+        <w:rPr>
+          <w:rFonts w:ascii="Calibri" w:hAnsi="Calibri" w:eastAsia="Calibri"/>
+          <w:b w:val="0"/>
+          <w:i w:val="0"/>
+          <w:color w:val="1F1A16"/>
+          <w:sz w:val="22"/>
+        </w:rPr>
+        <w:t>Katalog 45 kejadian signifikan 2000–2024 (korban jiwa, kurasi BNPB/EM-DAT/laporan publik) — bukan unduhan DIBI.</w:t>
       </w:r>
     </w:p>
     <w:p>

--- a/public/Metodologi-PKPRB.docx
+++ b/public/Metodologi-PKPRB.docx
@@ -138,7 +138,7 @@
                 <w:sz w:val="20"/>
                 <w:szCs w:val="20"/>
               </w:rPr>
-              <w:t xml:space="preserve">PKPRB memetakan keselarasan antara profil risiko provinsi (IRBI 2025 komposit) dan dukungan pendidikan tinggi yang relevan bagi ketangguhan infrastruktur. Tidak mengukur BPBD, SNI, stok insinyur, atau mutu lulusan di lapangan.</w:t>
+              <w:t xml:space="preserve">PKPRB memetakan keselarasan antara profil risiko dan dukungan pendidikan tinggi. Tidak mengukur BPBD, SNI, stok insinyur, atau mutu lulusan di lapangan.</w:t>
             </w:r>
           </w:p>
         </w:tc>
@@ -156,7 +156,7 @@
           <w:bCs/>
           <w:color w:val="1F1A16"/>
         </w:rPr>
-        <w:t xml:space="preserve">1. Keputusan sumber risiko (opsi 1)</w:t>
+        <w:t xml:space="preserve">1. Dua jenis angka risiko</w:t>
       </w:r>
     </w:p>
     <w:p>
@@ -174,7 +174,7 @@
           <w:sz w:val="22"/>
           <w:szCs w:val="22"/>
         </w:rPr>
-        <w:t xml:space="preserve">Layer Risiko dan sumbu risiko pada Keselarasan memakai satu angka resmi: indeks komposit IRBI 2025 Badan Nasional Penanggulangan Bencana, dibaca dari buku InaRISK untuk 38 provinsi. Cap tampilan 250 agar Papua Barat Daya (230,78) tidak terpotong.</w:t>
+        <w:t xml:space="preserve">Buku Indeks Risiko Bencana Indonesia 2025 (BNPB, InaRISK) menerbitkan indeks komposit untuk 38 provinsi. Itu satu-satunya angka risiko resmi tingkat provinsi di buku tersebut.</w:t>
       </w:r>
     </w:p>
     <w:p>
@@ -192,7 +192,7 @@
           <w:sz w:val="22"/>
           <w:szCs w:val="22"/>
         </w:rPr>
-        <w:t xml:space="preserve">Buku IRBI 2025 tidak menerbitkan skor ancaman (gempa, tsunami, banjir, …) pada tingkat provinsi. Yang ada hanya komposit, lalu peringkat kabupaten per jenis ancaman. Karena itu filter jenis bahaya di peta tidak mengganti warna risiko. Filter itu hanya mengubah: (a) matriks bobot disiplin untuk skor prodi, (b) kecocokan bahaya pusat studi, (c) daftar peristiwa historis yang dijumlahkan.</w:t>
+        <w:t xml:space="preserve">Per jenis ancaman, buku hanya merilis peringkat kabupaten/kota (hlm. 212–375): banjir 212, gempabumi 230, tsunami 248, letusan gunung api 260, karhutla 294, tanah longsor 310, likuefaksi 344. Tidak ada baris “IRBI gempa Provinsi Aceh”.</w:t>
       </w:r>
     </w:p>
     <w:p>
@@ -210,7 +210,25 @@
           <w:sz w:val="22"/>
           <w:szCs w:val="22"/>
         </w:rPr>
-        <w:t xml:space="preserve">Kolom per-bahaya di lembar 05 template adalah sisa prototipe dan tidak dibaca mesin skor.</w:t>
+        <w:t xml:space="preserve">Agar filter peta bisa mewarnai, PKPRB merangkum tiap ancaman sebagai rata-rata sederhana skor kabupaten yang tertulis. Bukan maksimum, bukan tertimbang penduduk. Kabupaten yang tidak muncul tidak masuk pembagi. Provinsi tanpa satu baris pun bernilai 0 — artinya tidak ada baris, bukan daerah aman.</w:t>
+      </w:r>
+    </w:p>
+    <w:p>
+      <w:pPr>
+        <w:spacing w:after="160" w:before="0" w:line="276"/>
+      </w:pPr>
+      <w:r>
+        <w:rPr>
+          <w:rFonts w:ascii="Calibri" w:cs="Calibri" w:eastAsia="Calibri" w:hAnsi="Calibri"/>
+          <w:b w:val="false"/>
+          <w:bCs w:val="false"/>
+          <w:i w:val="false"/>
+          <w:iCs w:val="false"/>
+          <w:color w:val="1F1A16"/>
+          <w:sz w:val="22"/>
+          <w:szCs w:val="22"/>
+        </w:rPr>
+        <w:t xml:space="preserve">Skala berbeda. Komposit provinsi berkisar 57–231 (cap tampilan 250). Rata-rata kabupaten per ancaman berkisar 0–33 (cap 40). Jangan membandingkan “senjang gempa” dengan “senjang komposit” sebagai satu keluarga angka.</w:t>
       </w:r>
     </w:p>
     <w:p>
@@ -243,7 +261,7 @@
           <w:sz w:val="22"/>
           <w:szCs w:val="22"/>
         </w:rPr>
-        <w:t xml:space="preserve">Risiko — koropleth komposit IRBI 2025, skala 1–10 (cap 250).</w:t>
+        <w:t xml:space="preserve">Risiko — filter Komposit memakai IRBI resmi provinsi. Filter ancaman memakai rata-rata kabupaten ancaman itu.</w:t>
       </w:r>
     </w:p>
     <w:p>
@@ -261,7 +279,7 @@
           <w:sz w:val="22"/>
           <w:szCs w:val="22"/>
         </w:rPr>
-        <w:t xml:space="preserve">Pendidikan — 1–10 dari ln(1 + kapasitas). Kapasitas = jumlah skor prodi + pusat + kepakaran + spillover. Penduduk tidak dibagi pada skala ini; metrik per juta hanya tampil di panel.</w:t>
+        <w:t xml:space="preserve">Pendidikan — 1–10 dari ln(1 + kapasitas). Kapasitas = jumlah skor prodi + pusat + kepakaran + spillover.</w:t>
       </w:r>
     </w:p>
     <w:p>
@@ -279,7 +297,7 @@
           <w:sz w:val="22"/>
           <w:szCs w:val="22"/>
         </w:rPr>
-        <w:t xml:space="preserve">Keselarasan — matriks 3×3 tertil risiko komposit × tertil pendidikan. Label: Senjang (risiko tinggi, pendidikan rendah), Selaras (keduanya tinggi), Berlebih (risiko rendah, pendidikan tinggi), Relevan (keduanya rendah), Menengah.</w:t>
+        <w:t xml:space="preserve">Keselarasan — matriks 3×3 tertil risiko (sesuai filter) × tertil pendidikan. Label: Senjang, Selaras, Berlebih, Relevan, Menengah.</w:t>
       </w:r>
     </w:p>
     <w:p>
@@ -297,7 +315,7 @@
           <w:sz w:val="22"/>
           <w:szCs w:val="22"/>
         </w:rPr>
-        <w:t xml:space="preserve">Historis — 1–10 dari ln(1 + total korban jiwa absolut) sejak 2000 pada katalog kurasi. Cap visual ln(1+5000). Bukan DIBI lengkap. Karhutla understated karena hanya korban langsung.</w:t>
+        <w:t xml:space="preserve">Historis — ln(1 + korban jiwa absolut) sejak 2000 pada katalog kurasi. Cap ln(1+5000). Bukan DIBI.</w:t>
       </w:r>
     </w:p>
     <w:p>
@@ -366,25 +384,7 @@
           <w:sz w:val="22"/>
           <w:szCs w:val="22"/>
         </w:rPr>
-        <w:t xml:space="preserve">Skor = bobot disiplin × bobot jenjang × bobot akreditasi. Nol di salah satu faktor meniadakan baris.</w:t>
-      </w:r>
-    </w:p>
-    <w:p>
-      <w:pPr>
-        <w:spacing w:after="160" w:before="0" w:line="276"/>
-      </w:pPr>
-      <w:r>
-        <w:rPr>
-          <w:rFonts w:ascii="Calibri" w:cs="Calibri" w:eastAsia="Calibri" w:hAnsi="Calibri"/>
-          <w:b w:val="false"/>
-          <w:bCs w:val="false"/>
-          <w:i w:val="false"/>
-          <w:iCs w:val="false"/>
-          <w:color w:val="1F1A16"/>
-          <w:sz w:val="22"/>
-          <w:szCs w:val="22"/>
-        </w:rPr>
-        <w:t xml:space="preserve">IABEE General atau Provisional dipetakan ke Internasional. Tidak ditumpuk di atas Unggul.</w:t>
+        <w:t xml:space="preserve">Skor = bobot disiplin × bobot jenjang × bobot akreditasi. IABEE General atau Provisional dipetakan ke Internasional, tidak ditumpuk di atas Unggul.</w:t>
       </w:r>
     </w:p>
     <w:tbl>
@@ -1032,7 +1032,7 @@
           <w:sz w:val="22"/>
           <w:szCs w:val="22"/>
         </w:rPr>
-        <w:t xml:space="preserve">Prior 0–1, berganti saat filter bahaya dipilih, lalu dapat digeser di panel. Ini prior kerja (bukan regresi). Sipil tinggi pada gempa dan likuefaksi; planologi pada tsunami dan banjir; geologi pada longsor dan gunung api; kelautan pada tsunami.</w:t>
+        <w:t xml:space="preserve">Prior 0–1, berganti saat filter dipilih, lalu dapat digeser. Bukan hasil regresi.</w:t>
       </w:r>
     </w:p>
     <w:tbl>
@@ -3618,7 +3618,7 @@
           <w:sz w:val="22"/>
           <w:szCs w:val="22"/>
         </w:rPr>
-        <w:t xml:space="preserve">Penelitian: bobot pusat × kematangan (anchor 1,35 / PUI 1,20 / standard 1,00) × jejaring nasional 1,20 bila ya × kecocokan bahaya (1,00 jika komposit atau bahaya pusat cocok; 0,20 jika tidak).</w:t>
+        <w:t xml:space="preserve">Penelitian: bobot pusat × kematangan (anchor 1,35 / PUI 1,20 / standard 1,00) × jejaring nasional 1,20 bila ya × kecocokan bahaya.</w:t>
       </w:r>
     </w:p>
     <w:p>
@@ -3636,7 +3636,7 @@
           <w:sz w:val="22"/>
           <w:szCs w:val="22"/>
         </w:rPr>
-        <w:t xml:space="preserve">Kepakaran: bobot kepakaran × bendera PkM pada baris pusat yang sama. Lembar 04 (aktivitas layanan: workshop, satu dokumen RPB, drone) ditunda karena unit hitungnya mudah menggelembung dan sulit dibanding antarprovinsi. Enam baris 04 yang sudah terkumpul tetap di Excel sebagai arsip, tidak masuk mesin skor.</w:t>
+        <w:t xml:space="preserve">Kepakaran: bobot kepakaran × bendera PkM pada baris pusat. Lembar 04 (workshop, satu dokumen RPB, drone) ditunda karena unit hitungnya mudah menggelembung.</w:t>
       </w:r>
     </w:p>
     <w:p>
@@ -3669,7 +3669,7 @@
           <w:sz w:val="22"/>
           <w:szCs w:val="22"/>
         </w:rPr>
-        <w:t xml:space="preserve">Mengikuti akreditasi institusi, bukan prodi. Kolam dipancarkan lalu dibagi rata ke penerima — tidak digandakan.</w:t>
+        <w:t xml:space="preserve">Mengikuti akreditasi institusi, bukan prodi. Kolam dibagi rata ke penerima.</w:t>
       </w:r>
     </w:p>
     <w:tbl>
@@ -4177,40 +4177,7 @@
           <w:bCs/>
           <w:color w:val="1F1A16"/>
         </w:rPr>
-        <w:t xml:space="preserve">7. Tertil, senjang, dan historis</w:t>
-      </w:r>
-    </w:p>
-    <w:p>
-      <w:pPr>
-        <w:spacing w:after="160" w:before="0" w:line="276"/>
-      </w:pPr>
-      <w:r>
-        <w:rPr>
-          <w:rFonts w:ascii="Calibri" w:cs="Calibri" w:eastAsia="Calibri" w:hAnsi="Calibri"/>
-          <w:b w:val="false"/>
-          <w:bCs w:val="false"/>
-          <w:i w:val="false"/>
-          <w:iCs w:val="false"/>
-          <w:color w:val="1F1A16"/>
-          <w:sz w:val="22"/>
-          <w:szCs w:val="22"/>
-        </w:rPr>
-        <w:t xml:space="preserve">Tertil 33% / 67% dihitung di antara 38 provinsi setiap kali skor dihitung ulang. Senjang = risiko ternormalisasi − pendidikan ternormalisasi (masing-masing 0–1 dari min–maks 38 provinsi). Historis menjumlah korban jiwa peristiwa yang provinsinya cocok dan — jika filter bukan komposit — bahayanya cocok.</w:t>
-      </w:r>
-    </w:p>
-    <w:p>
-      <w:pPr>
-        <w:pStyle w:val="Heading1"/>
-        <w:spacing w:after="140" w:before="280"/>
-      </w:pPr>
-      <w:r>
-        <w:rPr>
-          <w:rFonts w:ascii="Calibri" w:cs="Calibri" w:eastAsia="Calibri" w:hAnsi="Calibri"/>
-          <w:b/>
-          <w:bCs/>
-          <w:color w:val="1F1A16"/>
-        </w:rPr>
-        <w:t xml:space="preserve">8. Isi basis 28 Agustus 2026</w:t>
+        <w:t xml:space="preserve">7. Isi basis 28 Agustus 2026</w:t>
       </w:r>
     </w:p>
     <w:tbl>
@@ -4352,7 +4319,7 @@
                 <w:sz w:val="18"/>
                 <w:szCs w:val="18"/>
               </w:rPr>
-              <w:t xml:space="preserve">204 baris (139 S1, 58 S2, 6 S3, 1 D4). IABEE general 22, provisional 1.</w:t>
+              <w:t xml:space="preserve">204 baris. IABEE general pada S1 yang terverifikasi.</w:t>
             </w:r>
           </w:p>
         </w:tc>
@@ -4385,7 +4352,7 @@
                 <w:sz w:val="18"/>
                 <w:szCs w:val="18"/>
               </w:rPr>
-              <w:t xml:space="preserve">02 PT</w:t>
+              <w:t xml:space="preserve">03 Pusat</w:t>
             </w:r>
           </w:p>
         </w:tc>
@@ -4416,7 +4383,7 @@
                 <w:sz w:val="18"/>
                 <w:szCs w:val="18"/>
               </w:rPr>
-              <w:t xml:space="preserve">102 institusi; 8 PT baru belum ada akreditasi institusi.</w:t>
+              <w:t xml:space="preserve">17 unit bernama. Kepakaran = bendera PkM.</w:t>
             </w:r>
           </w:p>
         </w:tc>
@@ -4449,7 +4416,7 @@
                 <w:sz w:val="18"/>
                 <w:szCs w:val="18"/>
               </w:rPr>
-              <w:t xml:space="preserve">03 Pusat</w:t>
+              <w:t xml:space="preserve">04 Layanan</w:t>
             </w:r>
           </w:p>
         </w:tc>
@@ -4480,7 +4447,7 @@
                 <w:sz w:val="18"/>
                 <w:szCs w:val="18"/>
               </w:rPr>
-              <w:t xml:space="preserve">17 unit bernama. Lubang disengaja di Papua (sebagai pusat), NTT, Malut, sebagian Kalimantan.</w:t>
+              <w:t xml:space="preserve">Ditunda.</w:t>
             </w:r>
           </w:p>
         </w:tc>
@@ -4513,7 +4480,7 @@
                 <w:sz w:val="18"/>
                 <w:szCs w:val="18"/>
               </w:rPr>
-              <w:t xml:space="preserve">04 Layanan</w:t>
+              <w:t xml:space="preserve">05 Risiko</w:t>
             </w:r>
           </w:p>
         </w:tc>
@@ -4544,7 +4511,7 @@
                 <w:sz w:val="18"/>
                 <w:szCs w:val="18"/>
               </w:rPr>
-              <w:t xml:space="preserve">Ditunda. 6 baris arsip, tidak masuk skor.</w:t>
+              <w:t xml:space="preserve">38 komposit IRBI 2025 resmi. Tujuh kolom ancaman = rata-rata kabupaten.</w:t>
             </w:r>
           </w:p>
         </w:tc>
@@ -4577,7 +4544,7 @@
                 <w:sz w:val="18"/>
                 <w:szCs w:val="18"/>
               </w:rPr>
-              <w:t xml:space="preserve">05 Risiko</w:t>
+              <w:t xml:space="preserve">06 Historis</w:t>
             </w:r>
           </w:p>
         </w:tc>
@@ -4608,7 +4575,7 @@
                 <w:sz w:val="18"/>
                 <w:szCs w:val="18"/>
               </w:rPr>
-              <w:t xml:space="preserve">38 komposit IRBI 2025. Per-bahaya tidak dipakai peta.</w:t>
+              <w:t xml:space="preserve">50 peristiwa dengan korban jiwa.</w:t>
             </w:r>
           </w:p>
         </w:tc>
@@ -4641,7 +4608,7 @@
                 <w:sz w:val="18"/>
                 <w:szCs w:val="18"/>
               </w:rPr>
-              <w:t xml:space="preserve">06 Historis</w:t>
+              <w:t xml:space="preserve">07 Celah</w:t>
             </w:r>
           </w:p>
         </w:tc>
@@ -4672,7 +4639,157 @@
                 <w:sz w:val="18"/>
                 <w:szCs w:val="18"/>
               </w:rPr>
-              <w:t xml:space="preserve">50 peristiwa dengan korban jiwa (termasuk Flores 2026, banjir Sumatera 2025, Pasaman 2022).</w:t>
+              <w:t xml:space="preserve">Dihitung dari 01+03.</w:t>
+            </w:r>
+          </w:p>
+        </w:tc>
+      </w:tr>
+    </w:tbl>
+    <w:p>
+      <w:pPr>
+        <w:spacing w:after="160"/>
+      </w:pPr>
+    </w:p>
+    <w:tbl>
+      <w:tblPr>
+        <w:tblW w:type="dxa" w:w="9640"/>
+        <w:tblBorders>
+          <w:top w:val="single" w:color="auto" w:sz="4"/>
+          <w:left w:val="single" w:color="auto" w:sz="4"/>
+          <w:bottom w:val="single" w:color="auto" w:sz="4"/>
+          <w:right w:val="single" w:color="auto" w:sz="4"/>
+          <w:insideH w:val="single" w:color="auto" w:sz="4"/>
+          <w:insideV w:val="single" w:color="auto" w:sz="4"/>
+        </w:tblBorders>
+      </w:tblPr>
+      <w:tblGrid>
+        <w:gridCol w:w="1800"/>
+        <w:gridCol w:w="1800"/>
+        <w:gridCol w:w="1600"/>
+        <w:gridCol w:w="4440"/>
+      </w:tblGrid>
+      <w:tr>
+        <w:tc>
+          <w:tcPr>
+            <w:tcW w:type="dxa" w:w="1800"/>
+            <w:tcBorders>
+              <w:top w:val="single" w:color="D4CFC5" w:sz="4"/>
+              <w:left w:val="single" w:color="D4CFC5" w:sz="4"/>
+              <w:bottom w:val="single" w:color="D4CFC5" w:sz="4"/>
+              <w:right w:val="single" w:color="D4CFC5" w:sz="4"/>
+            </w:tcBorders>
+            <w:shd w:fill="1B4F5C" w:val="clear"/>
+            <w:tcMar>
+              <w:top w:type="dxa" w:w="60"/>
+              <w:left w:type="dxa" w:w="80"/>
+              <w:bottom w:type="dxa" w:w="60"/>
+              <w:right w:type="dxa" w:w="80"/>
+            </w:tcMar>
+          </w:tcPr>
+          <w:p>
+            <w:r>
+              <w:rPr>
+                <w:rFonts w:ascii="Calibri" w:cs="Calibri" w:eastAsia="Calibri" w:hAnsi="Calibri"/>
+                <w:b/>
+                <w:bCs/>
+                <w:color w:val="FFFFFF"/>
+                <w:sz w:val="18"/>
+                <w:szCs w:val="18"/>
+              </w:rPr>
+              <w:t xml:space="preserve">Ancaman</w:t>
+            </w:r>
+          </w:p>
+        </w:tc>
+        <w:tc>
+          <w:tcPr>
+            <w:tcW w:type="dxa" w:w="1800"/>
+            <w:tcBorders>
+              <w:top w:val="single" w:color="D4CFC5" w:sz="4"/>
+              <w:left w:val="single" w:color="D4CFC5" w:sz="4"/>
+              <w:bottom w:val="single" w:color="D4CFC5" w:sz="4"/>
+              <w:right w:val="single" w:color="D4CFC5" w:sz="4"/>
+            </w:tcBorders>
+            <w:shd w:fill="1B4F5C" w:val="clear"/>
+            <w:tcMar>
+              <w:top w:type="dxa" w:w="60"/>
+              <w:left w:type="dxa" w:w="80"/>
+              <w:bottom w:type="dxa" w:w="60"/>
+              <w:right w:type="dxa" w:w="80"/>
+            </w:tcMar>
+          </w:tcPr>
+          <w:p>
+            <w:r>
+              <w:rPr>
+                <w:rFonts w:ascii="Calibri" w:cs="Calibri" w:eastAsia="Calibri" w:hAnsi="Calibri"/>
+                <w:b/>
+                <w:bCs/>
+                <w:color w:val="FFFFFF"/>
+                <w:sz w:val="18"/>
+                <w:szCs w:val="18"/>
+              </w:rPr>
+              <w:t xml:space="preserve">Halaman buku</w:t>
+            </w:r>
+          </w:p>
+        </w:tc>
+        <w:tc>
+          <w:tcPr>
+            <w:tcW w:type="dxa" w:w="1600"/>
+            <w:tcBorders>
+              <w:top w:val="single" w:color="D4CFC5" w:sz="4"/>
+              <w:left w:val="single" w:color="D4CFC5" w:sz="4"/>
+              <w:bottom w:val="single" w:color="D4CFC5" w:sz="4"/>
+              <w:right w:val="single" w:color="D4CFC5" w:sz="4"/>
+            </w:tcBorders>
+            <w:shd w:fill="1B4F5C" w:val="clear"/>
+            <w:tcMar>
+              <w:top w:type="dxa" w:w="60"/>
+              <w:left w:type="dxa" w:w="80"/>
+              <w:bottom w:type="dxa" w:w="60"/>
+              <w:right w:type="dxa" w:w="80"/>
+            </w:tcMar>
+          </w:tcPr>
+          <w:p>
+            <w:r>
+              <w:rPr>
+                <w:rFonts w:ascii="Calibri" w:cs="Calibri" w:eastAsia="Calibri" w:hAnsi="Calibri"/>
+                <w:b/>
+                <w:bCs/>
+                <w:color w:val="FFFFFF"/>
+                <w:sz w:val="18"/>
+                <w:szCs w:val="18"/>
+              </w:rPr>
+              <w:t xml:space="preserve">Kab. terparse</w:t>
+            </w:r>
+          </w:p>
+        </w:tc>
+        <w:tc>
+          <w:tcPr>
+            <w:tcW w:type="dxa" w:w="4440"/>
+            <w:tcBorders>
+              <w:top w:val="single" w:color="D4CFC5" w:sz="4"/>
+              <w:left w:val="single" w:color="D4CFC5" w:sz="4"/>
+              <w:bottom w:val="single" w:color="D4CFC5" w:sz="4"/>
+              <w:right w:val="single" w:color="D4CFC5" w:sz="4"/>
+            </w:tcBorders>
+            <w:shd w:fill="1B4F5C" w:val="clear"/>
+            <w:tcMar>
+              <w:top w:type="dxa" w:w="60"/>
+              <w:left w:type="dxa" w:w="80"/>
+              <w:bottom w:type="dxa" w:w="60"/>
+              <w:right w:type="dxa" w:w="80"/>
+            </w:tcMar>
+          </w:tcPr>
+          <w:p>
+            <w:r>
+              <w:rPr>
+                <w:rFonts w:ascii="Calibri" w:cs="Calibri" w:eastAsia="Calibri" w:hAnsi="Calibri"/>
+                <w:b/>
+                <w:bCs/>
+                <w:color w:val="FFFFFF"/>
+                <w:sz w:val="18"/>
+                <w:szCs w:val="18"/>
+              </w:rPr>
+              <w:t xml:space="preserve">Contoh 0</w:t>
             </w:r>
           </w:p>
         </w:tc>
@@ -4680,63 +4797,881 @@
       <w:tr>
         <w:tc>
           <w:tcPr>
-            <w:tcW w:type="dxa" w:w="2200"/>
-            <w:tcBorders>
-              <w:top w:val="single" w:color="D4CFC5" w:sz="4"/>
-              <w:left w:val="single" w:color="D4CFC5" w:sz="4"/>
-              <w:bottom w:val="single" w:color="D4CFC5" w:sz="4"/>
-              <w:right w:val="single" w:color="D4CFC5" w:sz="4"/>
-            </w:tcBorders>
-            <w:shd w:fill="F7F1E8" w:val="clear"/>
-            <w:tcMar>
-              <w:top w:type="dxa" w:w="60"/>
-              <w:left w:type="dxa" w:w="80"/>
-              <w:bottom w:type="dxa" w:w="60"/>
-              <w:right w:type="dxa" w:w="80"/>
-            </w:tcMar>
-          </w:tcPr>
-          <w:p>
-            <w:r>
-              <w:rPr>
-                <w:rFonts w:ascii="Calibri" w:cs="Calibri" w:eastAsia="Calibri" w:hAnsi="Calibri"/>
-                <w:b w:val="false"/>
-                <w:bCs w:val="false"/>
-                <w:color w:val="1F1A16"/>
-                <w:sz w:val="18"/>
-                <w:szCs w:val="18"/>
-              </w:rPr>
-              <w:t xml:space="preserve">07 Celah</w:t>
-            </w:r>
-          </w:p>
-        </w:tc>
-        <w:tc>
-          <w:tcPr>
-            <w:tcW w:type="dxa" w:w="7440"/>
-            <w:tcBorders>
-              <w:top w:val="single" w:color="D4CFC5" w:sz="4"/>
-              <w:left w:val="single" w:color="D4CFC5" w:sz="4"/>
-              <w:bottom w:val="single" w:color="D4CFC5" w:sz="4"/>
-              <w:right w:val="single" w:color="D4CFC5" w:sz="4"/>
-            </w:tcBorders>
-            <w:shd w:fill="F7F1E8" w:val="clear"/>
-            <w:tcMar>
-              <w:top w:type="dxa" w:w="60"/>
-              <w:left w:type="dxa" w:w="80"/>
-              <w:bottom w:type="dxa" w:w="60"/>
-              <w:right w:type="dxa" w:w="80"/>
-            </w:tcMar>
-          </w:tcPr>
-          <w:p>
-            <w:r>
-              <w:rPr>
-                <w:rFonts w:ascii="Calibri" w:cs="Calibri" w:eastAsia="Calibri" w:hAnsi="Calibri"/>
-                <w:b w:val="false"/>
-                <w:bCs w:val="false"/>
-                <w:color w:val="1F1A16"/>
-                <w:sz w:val="18"/>
-                <w:szCs w:val="18"/>
-              </w:rPr>
-              <w:t xml:space="preserve">Dihitung ulang dari 01+03: PBD / Papua Tengah / Pegunungan tetap 0/0.</w:t>
+            <w:tcW w:type="dxa" w:w="1800"/>
+            <w:tcBorders>
+              <w:top w:val="single" w:color="D4CFC5" w:sz="4"/>
+              <w:left w:val="single" w:color="D4CFC5" w:sz="4"/>
+              <w:bottom w:val="single" w:color="D4CFC5" w:sz="4"/>
+              <w:right w:val="single" w:color="D4CFC5" w:sz="4"/>
+            </w:tcBorders>
+            <w:shd w:fill="F7F1E8" w:val="clear"/>
+            <w:tcMar>
+              <w:top w:type="dxa" w:w="60"/>
+              <w:left w:type="dxa" w:w="80"/>
+              <w:bottom w:type="dxa" w:w="60"/>
+              <w:right w:type="dxa" w:w="80"/>
+            </w:tcMar>
+          </w:tcPr>
+          <w:p>
+            <w:r>
+              <w:rPr>
+                <w:rFonts w:ascii="Calibri" w:cs="Calibri" w:eastAsia="Calibri" w:hAnsi="Calibri"/>
+                <w:b w:val="false"/>
+                <w:bCs w:val="false"/>
+                <w:color w:val="1F1A16"/>
+                <w:sz w:val="18"/>
+                <w:szCs w:val="18"/>
+              </w:rPr>
+              <w:t xml:space="preserve">Gempabumi</w:t>
+            </w:r>
+          </w:p>
+        </w:tc>
+        <w:tc>
+          <w:tcPr>
+            <w:tcW w:type="dxa" w:w="1800"/>
+            <w:tcBorders>
+              <w:top w:val="single" w:color="D4CFC5" w:sz="4"/>
+              <w:left w:val="single" w:color="D4CFC5" w:sz="4"/>
+              <w:bottom w:val="single" w:color="D4CFC5" w:sz="4"/>
+              <w:right w:val="single" w:color="D4CFC5" w:sz="4"/>
+            </w:tcBorders>
+            <w:shd w:fill="F7F1E8" w:val="clear"/>
+            <w:tcMar>
+              <w:top w:type="dxa" w:w="60"/>
+              <w:left w:type="dxa" w:w="80"/>
+              <w:bottom w:type="dxa" w:w="60"/>
+              <w:right w:type="dxa" w:w="80"/>
+            </w:tcMar>
+          </w:tcPr>
+          <w:p>
+            <w:r>
+              <w:rPr>
+                <w:rFonts w:ascii="Calibri" w:cs="Calibri" w:eastAsia="Calibri" w:hAnsi="Calibri"/>
+                <w:b w:val="false"/>
+                <w:bCs w:val="false"/>
+                <w:color w:val="1F1A16"/>
+                <w:sz w:val="18"/>
+                <w:szCs w:val="18"/>
+              </w:rPr>
+              <w:t xml:space="preserve">230–245</w:t>
+            </w:r>
+          </w:p>
+        </w:tc>
+        <w:tc>
+          <w:tcPr>
+            <w:tcW w:type="dxa" w:w="1600"/>
+            <w:tcBorders>
+              <w:top w:val="single" w:color="D4CFC5" w:sz="4"/>
+              <w:left w:val="single" w:color="D4CFC5" w:sz="4"/>
+              <w:bottom w:val="single" w:color="D4CFC5" w:sz="4"/>
+              <w:right w:val="single" w:color="D4CFC5" w:sz="4"/>
+            </w:tcBorders>
+            <w:shd w:fill="F7F1E8" w:val="clear"/>
+            <w:tcMar>
+              <w:top w:type="dxa" w:w="60"/>
+              <w:left w:type="dxa" w:w="80"/>
+              <w:bottom w:type="dxa" w:w="60"/>
+              <w:right w:type="dxa" w:w="80"/>
+            </w:tcMar>
+          </w:tcPr>
+          <w:p>
+            <w:r>
+              <w:rPr>
+                <w:rFonts w:ascii="Calibri" w:cs="Calibri" w:eastAsia="Calibri" w:hAnsi="Calibri"/>
+                <w:b w:val="false"/>
+                <w:bCs w:val="false"/>
+                <w:color w:val="1F1A16"/>
+                <w:sz w:val="18"/>
+                <w:szCs w:val="18"/>
+              </w:rPr>
+              <w:t xml:space="preserve">514</w:t>
+            </w:r>
+          </w:p>
+        </w:tc>
+        <w:tc>
+          <w:tcPr>
+            <w:tcW w:type="dxa" w:w="4440"/>
+            <w:tcBorders>
+              <w:top w:val="single" w:color="D4CFC5" w:sz="4"/>
+              <w:left w:val="single" w:color="D4CFC5" w:sz="4"/>
+              <w:bottom w:val="single" w:color="D4CFC5" w:sz="4"/>
+              <w:right w:val="single" w:color="D4CFC5" w:sz="4"/>
+            </w:tcBorders>
+            <w:shd w:fill="F7F1E8" w:val="clear"/>
+            <w:tcMar>
+              <w:top w:type="dxa" w:w="60"/>
+              <w:left w:type="dxa" w:w="80"/>
+              <w:bottom w:type="dxa" w:w="60"/>
+              <w:right w:type="dxa" w:w="80"/>
+            </w:tcMar>
+          </w:tcPr>
+          <w:p>
+            <w:r>
+              <w:rPr>
+                <w:rFonts w:ascii="Calibri" w:cs="Calibri" w:eastAsia="Calibri" w:hAnsi="Calibri"/>
+                <w:b w:val="false"/>
+                <w:bCs w:val="false"/>
+                <w:color w:val="1F1A16"/>
+                <w:sz w:val="18"/>
+                <w:szCs w:val="18"/>
+              </w:rPr>
+              <w:t xml:space="preserve">—</w:t>
+            </w:r>
+          </w:p>
+        </w:tc>
+      </w:tr>
+      <w:tr>
+        <w:tc>
+          <w:tcPr>
+            <w:tcW w:type="dxa" w:w="1800"/>
+            <w:tcBorders>
+              <w:top w:val="single" w:color="D4CFC5" w:sz="4"/>
+              <w:left w:val="single" w:color="D4CFC5" w:sz="4"/>
+              <w:bottom w:val="single" w:color="D4CFC5" w:sz="4"/>
+              <w:right w:val="single" w:color="D4CFC5" w:sz="4"/>
+            </w:tcBorders>
+            <w:shd w:fill="F7F1E8" w:val="clear"/>
+            <w:tcMar>
+              <w:top w:type="dxa" w:w="60"/>
+              <w:left w:type="dxa" w:w="80"/>
+              <w:bottom w:type="dxa" w:w="60"/>
+              <w:right w:type="dxa" w:w="80"/>
+            </w:tcMar>
+          </w:tcPr>
+          <w:p>
+            <w:r>
+              <w:rPr>
+                <w:rFonts w:ascii="Calibri" w:cs="Calibri" w:eastAsia="Calibri" w:hAnsi="Calibri"/>
+                <w:b w:val="false"/>
+                <w:bCs w:val="false"/>
+                <w:color w:val="1F1A16"/>
+                <w:sz w:val="18"/>
+                <w:szCs w:val="18"/>
+              </w:rPr>
+              <w:t xml:space="preserve">Tsunami</w:t>
+            </w:r>
+          </w:p>
+        </w:tc>
+        <w:tc>
+          <w:tcPr>
+            <w:tcW w:type="dxa" w:w="1800"/>
+            <w:tcBorders>
+              <w:top w:val="single" w:color="D4CFC5" w:sz="4"/>
+              <w:left w:val="single" w:color="D4CFC5" w:sz="4"/>
+              <w:bottom w:val="single" w:color="D4CFC5" w:sz="4"/>
+              <w:right w:val="single" w:color="D4CFC5" w:sz="4"/>
+            </w:tcBorders>
+            <w:shd w:fill="F7F1E8" w:val="clear"/>
+            <w:tcMar>
+              <w:top w:type="dxa" w:w="60"/>
+              <w:left w:type="dxa" w:w="80"/>
+              <w:bottom w:type="dxa" w:w="60"/>
+              <w:right w:type="dxa" w:w="80"/>
+            </w:tcMar>
+          </w:tcPr>
+          <w:p>
+            <w:r>
+              <w:rPr>
+                <w:rFonts w:ascii="Calibri" w:cs="Calibri" w:eastAsia="Calibri" w:hAnsi="Calibri"/>
+                <w:b w:val="false"/>
+                <w:bCs w:val="false"/>
+                <w:color w:val="1F1A16"/>
+                <w:sz w:val="18"/>
+                <w:szCs w:val="18"/>
+              </w:rPr>
+              <w:t xml:space="preserve">248–256</w:t>
+            </w:r>
+          </w:p>
+        </w:tc>
+        <w:tc>
+          <w:tcPr>
+            <w:tcW w:type="dxa" w:w="1600"/>
+            <w:tcBorders>
+              <w:top w:val="single" w:color="D4CFC5" w:sz="4"/>
+              <w:left w:val="single" w:color="D4CFC5" w:sz="4"/>
+              <w:bottom w:val="single" w:color="D4CFC5" w:sz="4"/>
+              <w:right w:val="single" w:color="D4CFC5" w:sz="4"/>
+            </w:tcBorders>
+            <w:shd w:fill="F7F1E8" w:val="clear"/>
+            <w:tcMar>
+              <w:top w:type="dxa" w:w="60"/>
+              <w:left w:type="dxa" w:w="80"/>
+              <w:bottom w:type="dxa" w:w="60"/>
+              <w:right w:type="dxa" w:w="80"/>
+            </w:tcMar>
+          </w:tcPr>
+          <w:p>
+            <w:r>
+              <w:rPr>
+                <w:rFonts w:ascii="Calibri" w:cs="Calibri" w:eastAsia="Calibri" w:hAnsi="Calibri"/>
+                <w:b w:val="false"/>
+                <w:bCs w:val="false"/>
+                <w:color w:val="1F1A16"/>
+                <w:sz w:val="18"/>
+                <w:szCs w:val="18"/>
+              </w:rPr>
+              <w:t xml:space="preserve">±271</w:t>
+            </w:r>
+          </w:p>
+        </w:tc>
+        <w:tc>
+          <w:tcPr>
+            <w:tcW w:type="dxa" w:w="4440"/>
+            <w:tcBorders>
+              <w:top w:val="single" w:color="D4CFC5" w:sz="4"/>
+              <w:left w:val="single" w:color="D4CFC5" w:sz="4"/>
+              <w:bottom w:val="single" w:color="D4CFC5" w:sz="4"/>
+              <w:right w:val="single" w:color="D4CFC5" w:sz="4"/>
+            </w:tcBorders>
+            <w:shd w:fill="F7F1E8" w:val="clear"/>
+            <w:tcMar>
+              <w:top w:type="dxa" w:w="60"/>
+              <w:left w:type="dxa" w:w="80"/>
+              <w:bottom w:type="dxa" w:w="60"/>
+              <w:right w:type="dxa" w:w="80"/>
+            </w:tcMar>
+          </w:tcPr>
+          <w:p>
+            <w:r>
+              <w:rPr>
+                <w:rFonts w:ascii="Calibri" w:cs="Calibri" w:eastAsia="Calibri" w:hAnsi="Calibri"/>
+                <w:b w:val="false"/>
+                <w:bCs w:val="false"/>
+                <w:color w:val="1F1A16"/>
+                <w:sz w:val="18"/>
+                <w:szCs w:val="18"/>
+              </w:rPr>
+              <w:t xml:space="preserve">DIY, Jambi, Riau, Babel, Kepri, Kalbar, Papua Peg.</w:t>
+            </w:r>
+          </w:p>
+        </w:tc>
+      </w:tr>
+      <w:tr>
+        <w:tc>
+          <w:tcPr>
+            <w:tcW w:type="dxa" w:w="1800"/>
+            <w:tcBorders>
+              <w:top w:val="single" w:color="D4CFC5" w:sz="4"/>
+              <w:left w:val="single" w:color="D4CFC5" w:sz="4"/>
+              <w:bottom w:val="single" w:color="D4CFC5" w:sz="4"/>
+              <w:right w:val="single" w:color="D4CFC5" w:sz="4"/>
+            </w:tcBorders>
+            <w:shd w:fill="F7F1E8" w:val="clear"/>
+            <w:tcMar>
+              <w:top w:type="dxa" w:w="60"/>
+              <w:left w:type="dxa" w:w="80"/>
+              <w:bottom w:type="dxa" w:w="60"/>
+              <w:right w:type="dxa" w:w="80"/>
+            </w:tcMar>
+          </w:tcPr>
+          <w:p>
+            <w:r>
+              <w:rPr>
+                <w:rFonts w:ascii="Calibri" w:cs="Calibri" w:eastAsia="Calibri" w:hAnsi="Calibri"/>
+                <w:b w:val="false"/>
+                <w:bCs w:val="false"/>
+                <w:color w:val="1F1A16"/>
+                <w:sz w:val="18"/>
+                <w:szCs w:val="18"/>
+              </w:rPr>
+              <w:t xml:space="preserve">Banjir</w:t>
+            </w:r>
+          </w:p>
+        </w:tc>
+        <w:tc>
+          <w:tcPr>
+            <w:tcW w:type="dxa" w:w="1800"/>
+            <w:tcBorders>
+              <w:top w:val="single" w:color="D4CFC5" w:sz="4"/>
+              <w:left w:val="single" w:color="D4CFC5" w:sz="4"/>
+              <w:bottom w:val="single" w:color="D4CFC5" w:sz="4"/>
+              <w:right w:val="single" w:color="D4CFC5" w:sz="4"/>
+            </w:tcBorders>
+            <w:shd w:fill="F7F1E8" w:val="clear"/>
+            <w:tcMar>
+              <w:top w:type="dxa" w:w="60"/>
+              <w:left w:type="dxa" w:w="80"/>
+              <w:bottom w:type="dxa" w:w="60"/>
+              <w:right w:type="dxa" w:w="80"/>
+            </w:tcMar>
+          </w:tcPr>
+          <w:p>
+            <w:r>
+              <w:rPr>
+                <w:rFonts w:ascii="Calibri" w:cs="Calibri" w:eastAsia="Calibri" w:hAnsi="Calibri"/>
+                <w:b w:val="false"/>
+                <w:bCs w:val="false"/>
+                <w:color w:val="1F1A16"/>
+                <w:sz w:val="18"/>
+                <w:szCs w:val="18"/>
+              </w:rPr>
+              <w:t xml:space="preserve">212–229</w:t>
+            </w:r>
+          </w:p>
+        </w:tc>
+        <w:tc>
+          <w:tcPr>
+            <w:tcW w:type="dxa" w:w="1600"/>
+            <w:tcBorders>
+              <w:top w:val="single" w:color="D4CFC5" w:sz="4"/>
+              <w:left w:val="single" w:color="D4CFC5" w:sz="4"/>
+              <w:bottom w:val="single" w:color="D4CFC5" w:sz="4"/>
+              <w:right w:val="single" w:color="D4CFC5" w:sz="4"/>
+            </w:tcBorders>
+            <w:shd w:fill="F7F1E8" w:val="clear"/>
+            <w:tcMar>
+              <w:top w:type="dxa" w:w="60"/>
+              <w:left w:type="dxa" w:w="80"/>
+              <w:bottom w:type="dxa" w:w="60"/>
+              <w:right w:type="dxa" w:w="80"/>
+            </w:tcMar>
+          </w:tcPr>
+          <w:p>
+            <w:r>
+              <w:rPr>
+                <w:rFonts w:ascii="Calibri" w:cs="Calibri" w:eastAsia="Calibri" w:hAnsi="Calibri"/>
+                <w:b w:val="false"/>
+                <w:bCs w:val="false"/>
+                <w:color w:val="1F1A16"/>
+                <w:sz w:val="18"/>
+                <w:szCs w:val="18"/>
+              </w:rPr>
+              <w:t xml:space="preserve">510</w:t>
+            </w:r>
+          </w:p>
+        </w:tc>
+        <w:tc>
+          <w:tcPr>
+            <w:tcW w:type="dxa" w:w="4440"/>
+            <w:tcBorders>
+              <w:top w:val="single" w:color="D4CFC5" w:sz="4"/>
+              <w:left w:val="single" w:color="D4CFC5" w:sz="4"/>
+              <w:bottom w:val="single" w:color="D4CFC5" w:sz="4"/>
+              <w:right w:val="single" w:color="D4CFC5" w:sz="4"/>
+            </w:tcBorders>
+            <w:shd w:fill="F7F1E8" w:val="clear"/>
+            <w:tcMar>
+              <w:top w:type="dxa" w:w="60"/>
+              <w:left w:type="dxa" w:w="80"/>
+              <w:bottom w:type="dxa" w:w="60"/>
+              <w:right w:type="dxa" w:w="80"/>
+            </w:tcMar>
+          </w:tcPr>
+          <w:p>
+            <w:r>
+              <w:rPr>
+                <w:rFonts w:ascii="Calibri" w:cs="Calibri" w:eastAsia="Calibri" w:hAnsi="Calibri"/>
+                <w:b w:val="false"/>
+                <w:bCs w:val="false"/>
+                <w:color w:val="1F1A16"/>
+                <w:sz w:val="18"/>
+                <w:szCs w:val="18"/>
+              </w:rPr>
+              <w:t xml:space="preserve">—</w:t>
+            </w:r>
+          </w:p>
+        </w:tc>
+      </w:tr>
+      <w:tr>
+        <w:tc>
+          <w:tcPr>
+            <w:tcW w:type="dxa" w:w="1800"/>
+            <w:tcBorders>
+              <w:top w:val="single" w:color="D4CFC5" w:sz="4"/>
+              <w:left w:val="single" w:color="D4CFC5" w:sz="4"/>
+              <w:bottom w:val="single" w:color="D4CFC5" w:sz="4"/>
+              <w:right w:val="single" w:color="D4CFC5" w:sz="4"/>
+            </w:tcBorders>
+            <w:shd w:fill="F7F1E8" w:val="clear"/>
+            <w:tcMar>
+              <w:top w:type="dxa" w:w="60"/>
+              <w:left w:type="dxa" w:w="80"/>
+              <w:bottom w:type="dxa" w:w="60"/>
+              <w:right w:type="dxa" w:w="80"/>
+            </w:tcMar>
+          </w:tcPr>
+          <w:p>
+            <w:r>
+              <w:rPr>
+                <w:rFonts w:ascii="Calibri" w:cs="Calibri" w:eastAsia="Calibri" w:hAnsi="Calibri"/>
+                <w:b w:val="false"/>
+                <w:bCs w:val="false"/>
+                <w:color w:val="1F1A16"/>
+                <w:sz w:val="18"/>
+                <w:szCs w:val="18"/>
+              </w:rPr>
+              <w:t xml:space="preserve">Longsor</w:t>
+            </w:r>
+          </w:p>
+        </w:tc>
+        <w:tc>
+          <w:tcPr>
+            <w:tcW w:type="dxa" w:w="1800"/>
+            <w:tcBorders>
+              <w:top w:val="single" w:color="D4CFC5" w:sz="4"/>
+              <w:left w:val="single" w:color="D4CFC5" w:sz="4"/>
+              <w:bottom w:val="single" w:color="D4CFC5" w:sz="4"/>
+              <w:right w:val="single" w:color="D4CFC5" w:sz="4"/>
+            </w:tcBorders>
+            <w:shd w:fill="F7F1E8" w:val="clear"/>
+            <w:tcMar>
+              <w:top w:type="dxa" w:w="60"/>
+              <w:left w:type="dxa" w:w="80"/>
+              <w:bottom w:type="dxa" w:w="60"/>
+              <w:right w:type="dxa" w:w="80"/>
+            </w:tcMar>
+          </w:tcPr>
+          <w:p>
+            <w:r>
+              <w:rPr>
+                <w:rFonts w:ascii="Calibri" w:cs="Calibri" w:eastAsia="Calibri" w:hAnsi="Calibri"/>
+                <w:b w:val="false"/>
+                <w:bCs w:val="false"/>
+                <w:color w:val="1F1A16"/>
+                <w:sz w:val="18"/>
+                <w:szCs w:val="18"/>
+              </w:rPr>
+              <w:t xml:space="preserve">310–325</w:t>
+            </w:r>
+          </w:p>
+        </w:tc>
+        <w:tc>
+          <w:tcPr>
+            <w:tcW w:type="dxa" w:w="1600"/>
+            <w:tcBorders>
+              <w:top w:val="single" w:color="D4CFC5" w:sz="4"/>
+              <w:left w:val="single" w:color="D4CFC5" w:sz="4"/>
+              <w:bottom w:val="single" w:color="D4CFC5" w:sz="4"/>
+              <w:right w:val="single" w:color="D4CFC5" w:sz="4"/>
+            </w:tcBorders>
+            <w:shd w:fill="F7F1E8" w:val="clear"/>
+            <w:tcMar>
+              <w:top w:type="dxa" w:w="60"/>
+              <w:left w:type="dxa" w:w="80"/>
+              <w:bottom w:type="dxa" w:w="60"/>
+              <w:right w:type="dxa" w:w="80"/>
+            </w:tcMar>
+          </w:tcPr>
+          <w:p>
+            <w:r>
+              <w:rPr>
+                <w:rFonts w:ascii="Calibri" w:cs="Calibri" w:eastAsia="Calibri" w:hAnsi="Calibri"/>
+                <w:b w:val="false"/>
+                <w:bCs w:val="false"/>
+                <w:color w:val="1F1A16"/>
+                <w:sz w:val="18"/>
+                <w:szCs w:val="18"/>
+              </w:rPr>
+              <w:t xml:space="preserve">455</w:t>
+            </w:r>
+          </w:p>
+        </w:tc>
+        <w:tc>
+          <w:tcPr>
+            <w:tcW w:type="dxa" w:w="4440"/>
+            <w:tcBorders>
+              <w:top w:val="single" w:color="D4CFC5" w:sz="4"/>
+              <w:left w:val="single" w:color="D4CFC5" w:sz="4"/>
+              <w:bottom w:val="single" w:color="D4CFC5" w:sz="4"/>
+              <w:right w:val="single" w:color="D4CFC5" w:sz="4"/>
+            </w:tcBorders>
+            <w:shd w:fill="F7F1E8" w:val="clear"/>
+            <w:tcMar>
+              <w:top w:type="dxa" w:w="60"/>
+              <w:left w:type="dxa" w:w="80"/>
+              <w:bottom w:type="dxa" w:w="60"/>
+              <w:right w:type="dxa" w:w="80"/>
+            </w:tcMar>
+          </w:tcPr>
+          <w:p>
+            <w:r>
+              <w:rPr>
+                <w:rFonts w:ascii="Calibri" w:cs="Calibri" w:eastAsia="Calibri" w:hAnsi="Calibri"/>
+                <w:b w:val="false"/>
+                <w:bCs w:val="false"/>
+                <w:color w:val="1F1A16"/>
+                <w:sz w:val="18"/>
+                <w:szCs w:val="18"/>
+              </w:rPr>
+              <w:t xml:space="preserve">DKI</w:t>
+            </w:r>
+          </w:p>
+        </w:tc>
+      </w:tr>
+      <w:tr>
+        <w:tc>
+          <w:tcPr>
+            <w:tcW w:type="dxa" w:w="1800"/>
+            <w:tcBorders>
+              <w:top w:val="single" w:color="D4CFC5" w:sz="4"/>
+              <w:left w:val="single" w:color="D4CFC5" w:sz="4"/>
+              <w:bottom w:val="single" w:color="D4CFC5" w:sz="4"/>
+              <w:right w:val="single" w:color="D4CFC5" w:sz="4"/>
+            </w:tcBorders>
+            <w:shd w:fill="F7F1E8" w:val="clear"/>
+            <w:tcMar>
+              <w:top w:type="dxa" w:w="60"/>
+              <w:left w:type="dxa" w:w="80"/>
+              <w:bottom w:type="dxa" w:w="60"/>
+              <w:right w:type="dxa" w:w="80"/>
+            </w:tcMar>
+          </w:tcPr>
+          <w:p>
+            <w:r>
+              <w:rPr>
+                <w:rFonts w:ascii="Calibri" w:cs="Calibri" w:eastAsia="Calibri" w:hAnsi="Calibri"/>
+                <w:b w:val="false"/>
+                <w:bCs w:val="false"/>
+                <w:color w:val="1F1A16"/>
+                <w:sz w:val="18"/>
+                <w:szCs w:val="18"/>
+              </w:rPr>
+              <w:t xml:space="preserve">Likuefaksi</w:t>
+            </w:r>
+          </w:p>
+        </w:tc>
+        <w:tc>
+          <w:tcPr>
+            <w:tcW w:type="dxa" w:w="1800"/>
+            <w:tcBorders>
+              <w:top w:val="single" w:color="D4CFC5" w:sz="4"/>
+              <w:left w:val="single" w:color="D4CFC5" w:sz="4"/>
+              <w:bottom w:val="single" w:color="D4CFC5" w:sz="4"/>
+              <w:right w:val="single" w:color="D4CFC5" w:sz="4"/>
+            </w:tcBorders>
+            <w:shd w:fill="F7F1E8" w:val="clear"/>
+            <w:tcMar>
+              <w:top w:type="dxa" w:w="60"/>
+              <w:left w:type="dxa" w:w="80"/>
+              <w:bottom w:type="dxa" w:w="60"/>
+              <w:right w:type="dxa" w:w="80"/>
+            </w:tcMar>
+          </w:tcPr>
+          <w:p>
+            <w:r>
+              <w:rPr>
+                <w:rFonts w:ascii="Calibri" w:cs="Calibri" w:eastAsia="Calibri" w:hAnsi="Calibri"/>
+                <w:b w:val="false"/>
+                <w:bCs w:val="false"/>
+                <w:color w:val="1F1A16"/>
+                <w:sz w:val="18"/>
+                <w:szCs w:val="18"/>
+              </w:rPr>
+              <w:t xml:space="preserve">344–375</w:t>
+            </w:r>
+          </w:p>
+        </w:tc>
+        <w:tc>
+          <w:tcPr>
+            <w:tcW w:type="dxa" w:w="1600"/>
+            <w:tcBorders>
+              <w:top w:val="single" w:color="D4CFC5" w:sz="4"/>
+              <w:left w:val="single" w:color="D4CFC5" w:sz="4"/>
+              <w:bottom w:val="single" w:color="D4CFC5" w:sz="4"/>
+              <w:right w:val="single" w:color="D4CFC5" w:sz="4"/>
+            </w:tcBorders>
+            <w:shd w:fill="F7F1E8" w:val="clear"/>
+            <w:tcMar>
+              <w:top w:type="dxa" w:w="60"/>
+              <w:left w:type="dxa" w:w="80"/>
+              <w:bottom w:type="dxa" w:w="60"/>
+              <w:right w:type="dxa" w:w="80"/>
+            </w:tcMar>
+          </w:tcPr>
+          <w:p>
+            <w:r>
+              <w:rPr>
+                <w:rFonts w:ascii="Calibri" w:cs="Calibri" w:eastAsia="Calibri" w:hAnsi="Calibri"/>
+                <w:b w:val="false"/>
+                <w:bCs w:val="false"/>
+                <w:color w:val="1F1A16"/>
+                <w:sz w:val="18"/>
+                <w:szCs w:val="18"/>
+              </w:rPr>
+              <w:t xml:space="preserve">514</w:t>
+            </w:r>
+          </w:p>
+        </w:tc>
+        <w:tc>
+          <w:tcPr>
+            <w:tcW w:type="dxa" w:w="4440"/>
+            <w:tcBorders>
+              <w:top w:val="single" w:color="D4CFC5" w:sz="4"/>
+              <w:left w:val="single" w:color="D4CFC5" w:sz="4"/>
+              <w:bottom w:val="single" w:color="D4CFC5" w:sz="4"/>
+              <w:right w:val="single" w:color="D4CFC5" w:sz="4"/>
+            </w:tcBorders>
+            <w:shd w:fill="F7F1E8" w:val="clear"/>
+            <w:tcMar>
+              <w:top w:type="dxa" w:w="60"/>
+              <w:left w:type="dxa" w:w="80"/>
+              <w:bottom w:type="dxa" w:w="60"/>
+              <w:right w:type="dxa" w:w="80"/>
+            </w:tcMar>
+          </w:tcPr>
+          <w:p>
+            <w:r>
+              <w:rPr>
+                <w:rFonts w:ascii="Calibri" w:cs="Calibri" w:eastAsia="Calibri" w:hAnsi="Calibri"/>
+                <w:b w:val="false"/>
+                <w:bCs w:val="false"/>
+                <w:color w:val="1F1A16"/>
+                <w:sz w:val="18"/>
+                <w:szCs w:val="18"/>
+              </w:rPr>
+              <w:t xml:space="preserve">—</w:t>
+            </w:r>
+          </w:p>
+        </w:tc>
+      </w:tr>
+      <w:tr>
+        <w:tc>
+          <w:tcPr>
+            <w:tcW w:type="dxa" w:w="1800"/>
+            <w:tcBorders>
+              <w:top w:val="single" w:color="D4CFC5" w:sz="4"/>
+              <w:left w:val="single" w:color="D4CFC5" w:sz="4"/>
+              <w:bottom w:val="single" w:color="D4CFC5" w:sz="4"/>
+              <w:right w:val="single" w:color="D4CFC5" w:sz="4"/>
+            </w:tcBorders>
+            <w:shd w:fill="F7F1E8" w:val="clear"/>
+            <w:tcMar>
+              <w:top w:type="dxa" w:w="60"/>
+              <w:left w:type="dxa" w:w="80"/>
+              <w:bottom w:type="dxa" w:w="60"/>
+              <w:right w:type="dxa" w:w="80"/>
+            </w:tcMar>
+          </w:tcPr>
+          <w:p>
+            <w:r>
+              <w:rPr>
+                <w:rFonts w:ascii="Calibri" w:cs="Calibri" w:eastAsia="Calibri" w:hAnsi="Calibri"/>
+                <w:b w:val="false"/>
+                <w:bCs w:val="false"/>
+                <w:color w:val="1F1A16"/>
+                <w:sz w:val="18"/>
+                <w:szCs w:val="18"/>
+              </w:rPr>
+              <w:t xml:space="preserve">Gunung api</w:t>
+            </w:r>
+          </w:p>
+        </w:tc>
+        <w:tc>
+          <w:tcPr>
+            <w:tcW w:type="dxa" w:w="1800"/>
+            <w:tcBorders>
+              <w:top w:val="single" w:color="D4CFC5" w:sz="4"/>
+              <w:left w:val="single" w:color="D4CFC5" w:sz="4"/>
+              <w:bottom w:val="single" w:color="D4CFC5" w:sz="4"/>
+              <w:right w:val="single" w:color="D4CFC5" w:sz="4"/>
+            </w:tcBorders>
+            <w:shd w:fill="F7F1E8" w:val="clear"/>
+            <w:tcMar>
+              <w:top w:type="dxa" w:w="60"/>
+              <w:left w:type="dxa" w:w="80"/>
+              <w:bottom w:type="dxa" w:w="60"/>
+              <w:right w:type="dxa" w:w="80"/>
+            </w:tcMar>
+          </w:tcPr>
+          <w:p>
+            <w:r>
+              <w:rPr>
+                <w:rFonts w:ascii="Calibri" w:cs="Calibri" w:eastAsia="Calibri" w:hAnsi="Calibri"/>
+                <w:b w:val="false"/>
+                <w:bCs w:val="false"/>
+                <w:color w:val="1F1A16"/>
+                <w:sz w:val="18"/>
+                <w:szCs w:val="18"/>
+              </w:rPr>
+              <w:t xml:space="preserve">260–265</w:t>
+            </w:r>
+          </w:p>
+        </w:tc>
+        <w:tc>
+          <w:tcPr>
+            <w:tcW w:type="dxa" w:w="1600"/>
+            <w:tcBorders>
+              <w:top w:val="single" w:color="D4CFC5" w:sz="4"/>
+              <w:left w:val="single" w:color="D4CFC5" w:sz="4"/>
+              <w:bottom w:val="single" w:color="D4CFC5" w:sz="4"/>
+              <w:right w:val="single" w:color="D4CFC5" w:sz="4"/>
+            </w:tcBorders>
+            <w:shd w:fill="F7F1E8" w:val="clear"/>
+            <w:tcMar>
+              <w:top w:type="dxa" w:w="60"/>
+              <w:left w:type="dxa" w:w="80"/>
+              <w:bottom w:type="dxa" w:w="60"/>
+              <w:right w:type="dxa" w:w="80"/>
+            </w:tcMar>
+          </w:tcPr>
+          <w:p>
+            <w:r>
+              <w:rPr>
+                <w:rFonts w:ascii="Calibri" w:cs="Calibri" w:eastAsia="Calibri" w:hAnsi="Calibri"/>
+                <w:b w:val="false"/>
+                <w:bCs w:val="false"/>
+                <w:color w:val="1F1A16"/>
+                <w:sz w:val="18"/>
+                <w:szCs w:val="18"/>
+              </w:rPr>
+              <w:t xml:space="preserve">130</w:t>
+            </w:r>
+          </w:p>
+        </w:tc>
+        <w:tc>
+          <w:tcPr>
+            <w:tcW w:type="dxa" w:w="4440"/>
+            <w:tcBorders>
+              <w:top w:val="single" w:color="D4CFC5" w:sz="4"/>
+              <w:left w:val="single" w:color="D4CFC5" w:sz="4"/>
+              <w:bottom w:val="single" w:color="D4CFC5" w:sz="4"/>
+              <w:right w:val="single" w:color="D4CFC5" w:sz="4"/>
+            </w:tcBorders>
+            <w:shd w:fill="F7F1E8" w:val="clear"/>
+            <w:tcMar>
+              <w:top w:type="dxa" w:w="60"/>
+              <w:left w:type="dxa" w:w="80"/>
+              <w:bottom w:type="dxa" w:w="60"/>
+              <w:right w:type="dxa" w:w="80"/>
+            </w:tcMar>
+          </w:tcPr>
+          <w:p>
+            <w:r>
+              <w:rPr>
+                <w:rFonts w:ascii="Calibri" w:cs="Calibri" w:eastAsia="Calibri" w:hAnsi="Calibri"/>
+                <w:b w:val="false"/>
+                <w:bCs w:val="false"/>
+                <w:color w:val="1F1A16"/>
+                <w:sz w:val="18"/>
+                <w:szCs w:val="18"/>
+              </w:rPr>
+              <w:t xml:space="preserve">Papua, Kalimantan, DKI, DIY, …</w:t>
+            </w:r>
+          </w:p>
+        </w:tc>
+      </w:tr>
+      <w:tr>
+        <w:tc>
+          <w:tcPr>
+            <w:tcW w:type="dxa" w:w="1800"/>
+            <w:tcBorders>
+              <w:top w:val="single" w:color="D4CFC5" w:sz="4"/>
+              <w:left w:val="single" w:color="D4CFC5" w:sz="4"/>
+              <w:bottom w:val="single" w:color="D4CFC5" w:sz="4"/>
+              <w:right w:val="single" w:color="D4CFC5" w:sz="4"/>
+            </w:tcBorders>
+            <w:shd w:fill="F7F1E8" w:val="clear"/>
+            <w:tcMar>
+              <w:top w:type="dxa" w:w="60"/>
+              <w:left w:type="dxa" w:w="80"/>
+              <w:bottom w:type="dxa" w:w="60"/>
+              <w:right w:type="dxa" w:w="80"/>
+            </w:tcMar>
+          </w:tcPr>
+          <w:p>
+            <w:r>
+              <w:rPr>
+                <w:rFonts w:ascii="Calibri" w:cs="Calibri" w:eastAsia="Calibri" w:hAnsi="Calibri"/>
+                <w:b w:val="false"/>
+                <w:bCs w:val="false"/>
+                <w:color w:val="1F1A16"/>
+                <w:sz w:val="18"/>
+                <w:szCs w:val="18"/>
+              </w:rPr>
+              <w:t xml:space="preserve">Karhutla</w:t>
+            </w:r>
+          </w:p>
+        </w:tc>
+        <w:tc>
+          <w:tcPr>
+            <w:tcW w:type="dxa" w:w="1800"/>
+            <w:tcBorders>
+              <w:top w:val="single" w:color="D4CFC5" w:sz="4"/>
+              <w:left w:val="single" w:color="D4CFC5" w:sz="4"/>
+              <w:bottom w:val="single" w:color="D4CFC5" w:sz="4"/>
+              <w:right w:val="single" w:color="D4CFC5" w:sz="4"/>
+            </w:tcBorders>
+            <w:shd w:fill="F7F1E8" w:val="clear"/>
+            <w:tcMar>
+              <w:top w:type="dxa" w:w="60"/>
+              <w:left w:type="dxa" w:w="80"/>
+              <w:bottom w:type="dxa" w:w="60"/>
+              <w:right w:type="dxa" w:w="80"/>
+            </w:tcMar>
+          </w:tcPr>
+          <w:p>
+            <w:r>
+              <w:rPr>
+                <w:rFonts w:ascii="Calibri" w:cs="Calibri" w:eastAsia="Calibri" w:hAnsi="Calibri"/>
+                <w:b w:val="false"/>
+                <w:bCs w:val="false"/>
+                <w:color w:val="1F1A16"/>
+                <w:sz w:val="18"/>
+                <w:szCs w:val="18"/>
+              </w:rPr>
+              <w:t xml:space="preserve">294–309</w:t>
+            </w:r>
+          </w:p>
+        </w:tc>
+        <w:tc>
+          <w:tcPr>
+            <w:tcW w:type="dxa" w:w="1600"/>
+            <w:tcBorders>
+              <w:top w:val="single" w:color="D4CFC5" w:sz="4"/>
+              <w:left w:val="single" w:color="D4CFC5" w:sz="4"/>
+              <w:bottom w:val="single" w:color="D4CFC5" w:sz="4"/>
+              <w:right w:val="single" w:color="D4CFC5" w:sz="4"/>
+            </w:tcBorders>
+            <w:shd w:fill="F7F1E8" w:val="clear"/>
+            <w:tcMar>
+              <w:top w:type="dxa" w:w="60"/>
+              <w:left w:type="dxa" w:w="80"/>
+              <w:bottom w:type="dxa" w:w="60"/>
+              <w:right w:type="dxa" w:w="80"/>
+            </w:tcMar>
+          </w:tcPr>
+          <w:p>
+            <w:r>
+              <w:rPr>
+                <w:rFonts w:ascii="Calibri" w:cs="Calibri" w:eastAsia="Calibri" w:hAnsi="Calibri"/>
+                <w:b w:val="false"/>
+                <w:bCs w:val="false"/>
+                <w:color w:val="1F1A16"/>
+                <w:sz w:val="18"/>
+                <w:szCs w:val="18"/>
+              </w:rPr>
+              <w:t xml:space="preserve">467</w:t>
+            </w:r>
+          </w:p>
+        </w:tc>
+        <w:tc>
+          <w:tcPr>
+            <w:tcW w:type="dxa" w:w="4440"/>
+            <w:tcBorders>
+              <w:top w:val="single" w:color="D4CFC5" w:sz="4"/>
+              <w:left w:val="single" w:color="D4CFC5" w:sz="4"/>
+              <w:bottom w:val="single" w:color="D4CFC5" w:sz="4"/>
+              <w:right w:val="single" w:color="D4CFC5" w:sz="4"/>
+            </w:tcBorders>
+            <w:shd w:fill="F7F1E8" w:val="clear"/>
+            <w:tcMar>
+              <w:top w:type="dxa" w:w="60"/>
+              <w:left w:type="dxa" w:w="80"/>
+              <w:bottom w:type="dxa" w:w="60"/>
+              <w:right w:type="dxa" w:w="80"/>
+            </w:tcMar>
+          </w:tcPr>
+          <w:p>
+            <w:r>
+              <w:rPr>
+                <w:rFonts w:ascii="Calibri" w:cs="Calibri" w:eastAsia="Calibri" w:hAnsi="Calibri"/>
+                <w:b w:val="false"/>
+                <w:bCs w:val="false"/>
+                <w:color w:val="1F1A16"/>
+                <w:sz w:val="18"/>
+                <w:szCs w:val="18"/>
+              </w:rPr>
+              <w:t xml:space="preserve">DKI</w:t>
             </w:r>
           </w:p>
         </w:tc>
@@ -4754,7 +5689,7 @@
           <w:bCs/>
           <w:color w:val="1F1A16"/>
         </w:rPr>
-        <w:t xml:space="preserve">9. Sumber</w:t>
+        <w:t xml:space="preserve">8. Yang tidak diklaim</w:t>
       </w:r>
     </w:p>
     <w:p>
@@ -4772,40 +5707,7 @@
           <w:sz w:val="22"/>
           <w:szCs w:val="22"/>
         </w:rPr>
-        <w:t xml:space="preserve">IRBI 2025 BNPB, buku InaRISK (komposit provinsi). SAKTI LAM Teknik untuk sipil/lingkungan/geologi/kelautan. BAN-PT untuk ilmu lingkungan, PWK, kebencanaan. IABEE evaluation.iabee.or.id (Washington Accord, S1). Laman LPPM / pusat studi untuk 17 pusat. BNPB, EM-DAT, dan berita resmi institusi untuk historis.</w:t>
-      </w:r>
-    </w:p>
-    <w:p>
-      <w:pPr>
-        <w:pStyle w:val="Heading1"/>
-        <w:spacing w:after="140" w:before="280"/>
-      </w:pPr>
-      <w:r>
-        <w:rPr>
-          <w:rFonts w:ascii="Calibri" w:cs="Calibri" w:eastAsia="Calibri" w:hAnsi="Calibri"/>
-          <w:b/>
-          <w:bCs/>
-          <w:color w:val="1F1A16"/>
-        </w:rPr>
-        <w:t xml:space="preserve">10. Yang tidak diklaim</w:t>
-      </w:r>
-    </w:p>
-    <w:p>
-      <w:pPr>
-        <w:spacing w:after="160" w:before="0" w:line="276"/>
-      </w:pPr>
-      <w:r>
-        <w:rPr>
-          <w:rFonts w:ascii="Calibri" w:cs="Calibri" w:eastAsia="Calibri" w:hAnsi="Calibri"/>
-          <w:b w:val="false"/>
-          <w:bCs w:val="false"/>
-          <w:i w:val="false"/>
-          <w:iCs w:val="false"/>
-          <w:color w:val="1F1A16"/>
-          <w:sz w:val="22"/>
-          <w:szCs w:val="22"/>
-        </w:rPr>
-        <w:t xml:space="preserve">Bukan direktori nasional lengkap. Bukan DIBI. Bukan salinan sel-per-sel IRBI per ancaman. Bukan pengukuran kesiapsiagaan daerah. Matriks bobot dapat digeser di peta; angka default adalah prior, bukan hasil kalibrasi statistik. Pemutakhiran masih manual lewat template Excel.</w:t>
+        <w:t xml:space="preserve">Rata-rata kabupaten adalah ringkasan PKPRB. Jangan mengutip “IRBI gempa Provinsi Aceh = 22,23” sebagai terbitan BNPB. Inventaris bukan direktori nasional. Historis bukan DIBI. Matriks bobot adalah prior kerja.</w:t>
       </w:r>
     </w:p>
     <w:p>
